--- a/lessons/6-5/downloads/reveal/6.5-session-2-practice-form-b.docx
+++ b/lessons/6-5/downloads/reveal/6.5-session-2-practice-form-b.docx
@@ -15,7 +15,7 @@
         <w:rPr>
           <w:rFonts w:ascii="Avenir Next" w:hAnsi="Avenir Next" w:cs="Avenir Next" w:eastAsia="Avenir Next"/>
           <w:color w:val="1A1A1A"/>
-          <w:sz w:val="20"/>
+          <w:sz w:val="22"/>
           <w:szCs w:val="20"/>
         </w:rPr>
         <w:t xml:space="preserve">Name</w:t>
@@ -33,7 +33,7 @@
         <w:rPr>
           <w:rFonts w:ascii="Avenir Next" w:hAnsi="Avenir Next" w:cs="Avenir Next" w:eastAsia="Avenir Next"/>
           <w:color w:val="1A1A1A"/>
-          <w:sz w:val="20"/>
+          <w:sz w:val="22"/>
           <w:szCs w:val="20"/>
         </w:rPr>
         <w:t xml:space="preserve">   Date</w:t>
@@ -51,7 +51,7 @@
         <w:rPr>
           <w:rFonts w:ascii="Avenir Next" w:hAnsi="Avenir Next" w:cs="Avenir Next" w:eastAsia="Avenir Next"/>
           <w:color w:val="1A1A1A"/>
-          <w:sz w:val="20"/>
+          <w:sz w:val="22"/>
           <w:szCs w:val="20"/>
         </w:rPr>
         <w:t xml:space="preserve">   Period</w:t>
@@ -78,7 +78,7 @@
           <w:caps/>
           <w:color w:val="003A70"/>
           <w:spacing w:val="12"/>
-          <w:sz w:val="19"/>
+          <w:sz w:val="22"/>
           <w:szCs w:val="19"/>
         </w:rPr>
         <w:t xml:space="preserve">Lesson 6-5  ·  Session 2  ·  Practice  ·  Form B</w:t>
@@ -86,6 +86,7 @@
     </w:p>
     <w:p>
       <w:pPr>
+        <w:pStyle w:val="Heading1"/>
         <w:keepNext/>
         <w:spacing w:before="0" w:after="10" w:line="240" w:lineRule="auto"/>
       </w:pPr>
@@ -111,7 +112,7 @@
         <w:rPr>
           <w:rFonts w:ascii="Avenir Next" w:hAnsi="Avenir Next" w:cs="Avenir Next" w:eastAsia="Avenir Next"/>
           <w:color w:val="5A5F66"/>
-          <w:sz w:val="17"/>
+          <w:sz w:val="22"/>
           <w:szCs w:val="17"/>
         </w:rPr>
         <w:t xml:space="preserve">Learning target — I can evaluate an algebraic expression by substituting a value for the variable.</w:t>
@@ -128,7 +129,7 @@
     </w:p>
     <w:p>
       <w:pPr>
-        <w:spacing w:before="0" w:after="0" w:line="60" w:lineRule="auto"/>
+        <w:spacing w:before="0" w:after="0" w:line="50" w:lineRule="exact"/>
       </w:pPr>
     </w:p>
     <w:tbl>
@@ -167,6 +168,7 @@
           </w:tcPr>
           <w:p>
             <w:pPr>
+              <w:pStyle w:val="Heading2"/>
               <w:spacing w:before="0" w:after="40" w:line="264" w:lineRule="auto"/>
             </w:pPr>
             <w:r>
@@ -194,63 +196,63 @@
                 <w:rFonts w:ascii="Avenir Next" w:hAnsi="Avenir Next" w:cs="Avenir Next" w:eastAsia="Avenir Next"/>
                 <w:b/>
                 <w:color w:val="003A70"/>
+                <w:sz w:val="22"/>
+                <w:szCs w:val="18"/>
+              </w:rPr>
+              <w:t xml:space="preserve">•</w:t>
+            </w:r>
+            <w:r>
+              <w:rPr>
+                <w:rFonts w:ascii="Avenir Next" w:hAnsi="Avenir Next" w:cs="Avenir Next" w:eastAsia="Avenir Next"/>
+                <w:color w:val="1A1A1A"/>
                 <w:sz w:val="18"/>
                 <w:szCs w:val="18"/>
               </w:rPr>
-              <w:t xml:space="preserve">•</w:t>
-            </w:r>
-            <w:r>
-              <w:rPr>
-                <w:rFonts w:ascii="Avenir Next" w:hAnsi="Avenir Next" w:cs="Avenir Next" w:eastAsia="Avenir Next"/>
-                <w:color w:val="1A1A1A"/>
-                <w:sz w:val="18"/>
+              <w:tab/>
+            </w:r>
+            <w:r>
+              <w:rPr>
+                <w:rFonts w:ascii="Avenir Next" w:hAnsi="Avenir Next" w:cs="Avenir Next" w:eastAsia="Avenir Next"/>
+                <w:color w:val="1A1A1A"/>
+                <w:sz w:val="22"/>
                 <w:szCs w:val="18"/>
               </w:rPr>
-              <w:tab/>
-            </w:r>
-            <w:r>
-              <w:rPr>
-                <w:rFonts w:ascii="Avenir Next" w:hAnsi="Avenir Next" w:cs="Avenir Next" w:eastAsia="Avenir Next"/>
-                <w:color w:val="1A1A1A"/>
-                <w:sz w:val="18"/>
+              <w:t xml:space="preserve">To </w:t>
+            </w:r>
+            <w:r>
+              <w:rPr>
+                <w:rFonts w:ascii="Avenir Next" w:hAnsi="Avenir Next" w:cs="Avenir Next" w:eastAsia="Avenir Next"/>
+                <w:b/>
+                <w:color w:val="1A1A1A"/>
+                <w:sz w:val="22"/>
                 <w:szCs w:val="18"/>
               </w:rPr>
-              <w:t xml:space="preserve">To </w:t>
-            </w:r>
-            <w:r>
-              <w:rPr>
-                <w:rFonts w:ascii="Avenir Next" w:hAnsi="Avenir Next" w:cs="Avenir Next" w:eastAsia="Avenir Next"/>
-                <w:b/>
-                <w:color w:val="1A1A1A"/>
-                <w:sz w:val="18"/>
+              <w:t xml:space="preserve">evaluate</w:t>
+            </w:r>
+            <w:r>
+              <w:rPr>
+                <w:rFonts w:ascii="Avenir Next" w:hAnsi="Avenir Next" w:cs="Avenir Next" w:eastAsia="Avenir Next"/>
+                <w:color w:val="1A1A1A"/>
+                <w:sz w:val="22"/>
                 <w:szCs w:val="18"/>
               </w:rPr>
-              <w:t xml:space="preserve">evaluate</w:t>
-            </w:r>
-            <w:r>
-              <w:rPr>
-                <w:rFonts w:ascii="Avenir Next" w:hAnsi="Avenir Next" w:cs="Avenir Next" w:eastAsia="Avenir Next"/>
-                <w:color w:val="1A1A1A"/>
-                <w:sz w:val="18"/>
+              <w:t xml:space="preserve">, substitute the value, then use the </w:t>
+            </w:r>
+            <w:r>
+              <w:rPr>
+                <w:rFonts w:ascii="Avenir Next" w:hAnsi="Avenir Next" w:cs="Avenir Next" w:eastAsia="Avenir Next"/>
+                <w:b/>
+                <w:color w:val="1A1A1A"/>
+                <w:sz w:val="22"/>
                 <w:szCs w:val="18"/>
               </w:rPr>
-              <w:t xml:space="preserve">, substitute the value, then use the </w:t>
-            </w:r>
-            <w:r>
-              <w:rPr>
-                <w:rFonts w:ascii="Avenir Next" w:hAnsi="Avenir Next" w:cs="Avenir Next" w:eastAsia="Avenir Next"/>
-                <w:b/>
-                <w:color w:val="1A1A1A"/>
-                <w:sz w:val="18"/>
-                <w:szCs w:val="18"/>
-              </w:rPr>
               <w:t xml:space="preserve">order of operations</w:t>
             </w:r>
             <w:r>
               <w:rPr>
                 <w:rFonts w:ascii="Avenir Next" w:hAnsi="Avenir Next" w:cs="Avenir Next" w:eastAsia="Avenir Next"/>
                 <w:color w:val="1A1A1A"/>
-                <w:sz w:val="18"/>
+                <w:sz w:val="22"/>
                 <w:szCs w:val="18"/>
               </w:rPr>
               <w:t xml:space="preserve">.</w:t>
@@ -269,35 +271,54 @@
                 <w:rFonts w:ascii="Avenir Next" w:hAnsi="Avenir Next" w:cs="Avenir Next" w:eastAsia="Avenir Next"/>
                 <w:b/>
                 <w:color w:val="003A70"/>
+                <w:sz w:val="22"/>
+                <w:szCs w:val="18"/>
+              </w:rPr>
+              <w:t xml:space="preserve">•</w:t>
+            </w:r>
+            <w:r>
+              <w:rPr>
+                <w:rFonts w:ascii="Avenir Next" w:hAnsi="Avenir Next" w:cs="Avenir Next" w:eastAsia="Avenir Next"/>
+                <w:color w:val="1A1A1A"/>
                 <w:sz w:val="18"/>
                 <w:szCs w:val="18"/>
               </w:rPr>
-              <w:t xml:space="preserve">•</w:t>
-            </w:r>
-            <w:r>
-              <w:rPr>
-                <w:rFonts w:ascii="Avenir Next" w:hAnsi="Avenir Next" w:cs="Avenir Next" w:eastAsia="Avenir Next"/>
-                <w:color w:val="1A1A1A"/>
-                <w:sz w:val="18"/>
+              <w:tab/>
+            </w:r>
+            <w:r>
+              <w:rPr>
+                <w:rFonts w:ascii="Avenir Next" w:hAnsi="Avenir Next" w:cs="Avenir Next" w:eastAsia="Avenir Next"/>
+                <w:color w:val="1A1A1A"/>
+                <w:sz w:val="22"/>
                 <w:szCs w:val="18"/>
               </w:rPr>
-              <w:tab/>
-            </w:r>
-            <w:r>
-              <w:rPr>
-                <w:rFonts w:ascii="Avenir Next" w:hAnsi="Avenir Next" w:cs="Avenir Next" w:eastAsia="Avenir Next"/>
-                <w:color w:val="1A1A1A"/>
-                <w:sz w:val="18"/>
+              <w:t xml:space="preserve">4</w:t>
+            </w:r>
+            <w:r>
+              <w:rPr>
+                <w:rFonts w:ascii="Avenir Next" w:hAnsi="Avenir Next" w:cs="Avenir Next" w:eastAsia="Avenir Next"/>
+                <w:i/>
+                <w:color w:val="1A1A1A"/>
+                <w:sz w:val="22"/>
                 <w:szCs w:val="18"/>
               </w:rPr>
-              <w:t xml:space="preserve">4</w:t>
+              <w:t xml:space="preserve">x</w:t>
+            </w:r>
+            <w:r>
+              <w:rPr>
+                <w:rFonts w:ascii="Avenir Next" w:hAnsi="Avenir Next" w:cs="Avenir Next" w:eastAsia="Avenir Next"/>
+                <w:color w:val="1A1A1A"/>
+                <w:sz w:val="22"/>
+                <w:szCs w:val="18"/>
+              </w:rPr>
+              <w:t xml:space="preserve"> means 4 × </w:t>
             </w:r>
             <w:r>
               <w:rPr>
                 <w:rFonts w:ascii="Avenir Next" w:hAnsi="Avenir Next" w:cs="Avenir Next" w:eastAsia="Avenir Next"/>
                 <w:i/>
                 <w:color w:val="1A1A1A"/>
-                <w:sz w:val="18"/>
+                <w:sz w:val="22"/>
                 <w:szCs w:val="18"/>
               </w:rPr>
               <w:t xml:space="preserve">x</w:t>
@@ -306,17 +327,17 @@
               <w:rPr>
                 <w:rFonts w:ascii="Avenir Next" w:hAnsi="Avenir Next" w:cs="Avenir Next" w:eastAsia="Avenir Next"/>
                 <w:color w:val="1A1A1A"/>
-                <w:sz w:val="18"/>
+                <w:sz w:val="22"/>
                 <w:szCs w:val="18"/>
               </w:rPr>
-              <w:t xml:space="preserve"> means 4 × </w:t>
+              <w:t xml:space="preserve">. When </w:t>
             </w:r>
             <w:r>
               <w:rPr>
                 <w:rFonts w:ascii="Avenir Next" w:hAnsi="Avenir Next" w:cs="Avenir Next" w:eastAsia="Avenir Next"/>
                 <w:i/>
                 <w:color w:val="1A1A1A"/>
-                <w:sz w:val="18"/>
+                <w:sz w:val="22"/>
                 <w:szCs w:val="18"/>
               </w:rPr>
               <w:t xml:space="preserve">x</w:t>
@@ -325,17 +346,17 @@
               <w:rPr>
                 <w:rFonts w:ascii="Avenir Next" w:hAnsi="Avenir Next" w:cs="Avenir Next" w:eastAsia="Avenir Next"/>
                 <w:color w:val="1A1A1A"/>
-                <w:sz w:val="18"/>
+                <w:sz w:val="22"/>
                 <w:szCs w:val="18"/>
               </w:rPr>
-              <w:t xml:space="preserve">. When </w:t>
+              <w:t xml:space="preserve"> = 3, 4</w:t>
             </w:r>
             <w:r>
               <w:rPr>
                 <w:rFonts w:ascii="Avenir Next" w:hAnsi="Avenir Next" w:cs="Avenir Next" w:eastAsia="Avenir Next"/>
                 <w:i/>
                 <w:color w:val="1A1A1A"/>
-                <w:sz w:val="18"/>
+                <w:sz w:val="22"/>
                 <w:szCs w:val="18"/>
               </w:rPr>
               <w:t xml:space="preserve">x</w:t>
@@ -344,26 +365,7 @@
               <w:rPr>
                 <w:rFonts w:ascii="Avenir Next" w:hAnsi="Avenir Next" w:cs="Avenir Next" w:eastAsia="Avenir Next"/>
                 <w:color w:val="1A1A1A"/>
-                <w:sz w:val="18"/>
-                <w:szCs w:val="18"/>
-              </w:rPr>
-              <w:t xml:space="preserve"> = 3, 4</w:t>
-            </w:r>
-            <w:r>
-              <w:rPr>
-                <w:rFonts w:ascii="Avenir Next" w:hAnsi="Avenir Next" w:cs="Avenir Next" w:eastAsia="Avenir Next"/>
-                <w:i/>
-                <w:color w:val="1A1A1A"/>
-                <w:sz w:val="18"/>
-                <w:szCs w:val="18"/>
-              </w:rPr>
-              <w:t xml:space="preserve">x</w:t>
-            </w:r>
-            <w:r>
-              <w:rPr>
-                <w:rFonts w:ascii="Avenir Next" w:hAnsi="Avenir Next" w:cs="Avenir Next" w:eastAsia="Avenir Next"/>
-                <w:color w:val="1A1A1A"/>
-                <w:sz w:val="18"/>
+                <w:sz w:val="22"/>
                 <w:szCs w:val="18"/>
               </w:rPr>
               <w:t xml:space="preserve"> = 12, not 43.</w:t>
@@ -382,44 +384,44 @@
                 <w:rFonts w:ascii="Avenir Next" w:hAnsi="Avenir Next" w:cs="Avenir Next" w:eastAsia="Avenir Next"/>
                 <w:b/>
                 <w:color w:val="003A70"/>
+                <w:sz w:val="22"/>
+                <w:szCs w:val="18"/>
+              </w:rPr>
+              <w:t xml:space="preserve">•</w:t>
+            </w:r>
+            <w:r>
+              <w:rPr>
+                <w:rFonts w:ascii="Avenir Next" w:hAnsi="Avenir Next" w:cs="Avenir Next" w:eastAsia="Avenir Next"/>
+                <w:color w:val="1A1A1A"/>
                 <w:sz w:val="18"/>
                 <w:szCs w:val="18"/>
               </w:rPr>
-              <w:t xml:space="preserve">•</w:t>
-            </w:r>
-            <w:r>
-              <w:rPr>
-                <w:rFonts w:ascii="Avenir Next" w:hAnsi="Avenir Next" w:cs="Avenir Next" w:eastAsia="Avenir Next"/>
-                <w:color w:val="1A1A1A"/>
-                <w:sz w:val="18"/>
+              <w:tab/>
+            </w:r>
+            <w:r>
+              <w:rPr>
+                <w:rFonts w:ascii="Avenir Next" w:hAnsi="Avenir Next" w:cs="Avenir Next" w:eastAsia="Avenir Next"/>
+                <w:color w:val="1A1A1A"/>
+                <w:sz w:val="22"/>
                 <w:szCs w:val="18"/>
               </w:rPr>
-              <w:tab/>
-            </w:r>
-            <w:r>
-              <w:rPr>
-                <w:rFonts w:ascii="Avenir Next" w:hAnsi="Avenir Next" w:cs="Avenir Next" w:eastAsia="Avenir Next"/>
-                <w:color w:val="1A1A1A"/>
-                <w:sz w:val="18"/>
+              <w:t xml:space="preserve">Powers come before multiplying: 2</w:t>
+            </w:r>
+            <w:r>
+              <w:rPr>
+                <w:rFonts w:ascii="Avenir Next" w:hAnsi="Avenir Next" w:cs="Avenir Next" w:eastAsia="Avenir Next"/>
+                <w:i/>
+                <w:color w:val="1A1A1A"/>
+                <w:sz w:val="22"/>
                 <w:szCs w:val="18"/>
               </w:rPr>
-              <w:t xml:space="preserve">Powers come before multiplying: 2</w:t>
-            </w:r>
-            <w:r>
-              <w:rPr>
-                <w:rFonts w:ascii="Avenir Next" w:hAnsi="Avenir Next" w:cs="Avenir Next" w:eastAsia="Avenir Next"/>
-                <w:i/>
-                <w:color w:val="1A1A1A"/>
-                <w:sz w:val="18"/>
-                <w:szCs w:val="18"/>
-              </w:rPr>
               <w:t xml:space="preserve">n</w:t>
             </w:r>
             <w:r>
               <w:rPr>
                 <w:rFonts w:ascii="Avenir Next" w:hAnsi="Avenir Next" w:cs="Avenir Next" w:eastAsia="Avenir Next"/>
                 <w:color w:val="1A1A1A"/>
-                <w:sz w:val="18"/>
+                <w:sz w:val="22"/>
                 <w:szCs w:val="18"/>
                 <w:vertAlign w:val="superscript"/>
               </w:rPr>
@@ -429,7 +431,7 @@
               <w:rPr>
                 <w:rFonts w:ascii="Avenir Next" w:hAnsi="Avenir Next" w:cs="Avenir Next" w:eastAsia="Avenir Next"/>
                 <w:color w:val="1A1A1A"/>
-                <w:sz w:val="18"/>
+                <w:sz w:val="22"/>
                 <w:szCs w:val="18"/>
               </w:rPr>
               <w:t xml:space="preserve"> with </w:t>
@@ -439,7 +441,7 @@
                 <w:rFonts w:ascii="Avenir Next" w:hAnsi="Avenir Next" w:cs="Avenir Next" w:eastAsia="Avenir Next"/>
                 <w:i/>
                 <w:color w:val="1A1A1A"/>
-                <w:sz w:val="18"/>
+                <w:sz w:val="22"/>
                 <w:szCs w:val="18"/>
               </w:rPr>
               <w:t xml:space="preserve">n</w:t>
@@ -448,7 +450,7 @@
               <w:rPr>
                 <w:rFonts w:ascii="Avenir Next" w:hAnsi="Avenir Next" w:cs="Avenir Next" w:eastAsia="Avenir Next"/>
                 <w:color w:val="1A1A1A"/>
-                <w:sz w:val="18"/>
+                <w:sz w:val="22"/>
                 <w:szCs w:val="18"/>
               </w:rPr>
               <w:t xml:space="preserve"> = 5 is 2 × 25 = 50.</w:t>
@@ -463,6 +465,7 @@
           </w:tcPr>
           <w:p>
             <w:pPr>
+              <w:pStyle w:val="Heading2"/>
               <w:spacing w:before="0" w:after="40" w:line="264" w:lineRule="auto"/>
             </w:pPr>
             <w:r>
@@ -485,7 +488,7 @@
               <w:rPr>
                 <w:rFonts w:ascii="Avenir Next" w:hAnsi="Avenir Next" w:cs="Avenir Next" w:eastAsia="Avenir Next"/>
                 <w:color w:val="1A1A1A"/>
-                <w:sz w:val="17"/>
+                <w:sz w:val="22"/>
                 <w:szCs w:val="17"/>
               </w:rPr>
               <w:t xml:space="preserve">Evaluate 2</w:t>
@@ -495,7 +498,7 @@
                 <w:rFonts w:ascii="Avenir Next" w:hAnsi="Avenir Next" w:cs="Avenir Next" w:eastAsia="Avenir Next"/>
                 <w:i/>
                 <w:color w:val="1A1A1A"/>
-                <w:sz w:val="17"/>
+                <w:sz w:val="22"/>
                 <w:szCs w:val="17"/>
               </w:rPr>
               <w:t xml:space="preserve">n</w:t>
@@ -504,7 +507,7 @@
               <w:rPr>
                 <w:rFonts w:ascii="Avenir Next" w:hAnsi="Avenir Next" w:cs="Avenir Next" w:eastAsia="Avenir Next"/>
                 <w:color w:val="1A1A1A"/>
-                <w:sz w:val="17"/>
+                <w:sz w:val="22"/>
                 <w:szCs w:val="17"/>
                 <w:vertAlign w:val="superscript"/>
               </w:rPr>
@@ -514,7 +517,7 @@
               <w:rPr>
                 <w:rFonts w:ascii="Avenir Next" w:hAnsi="Avenir Next" w:cs="Avenir Next" w:eastAsia="Avenir Next"/>
                 <w:color w:val="1A1A1A"/>
-                <w:sz w:val="17"/>
+                <w:sz w:val="22"/>
                 <w:szCs w:val="17"/>
               </w:rPr>
               <w:t xml:space="preserve"> + 3 when </w:t>
@@ -524,7 +527,7 @@
                 <w:rFonts w:ascii="Avenir Next" w:hAnsi="Avenir Next" w:cs="Avenir Next" w:eastAsia="Avenir Next"/>
                 <w:i/>
                 <w:color w:val="1A1A1A"/>
-                <w:sz w:val="17"/>
+                <w:sz w:val="22"/>
                 <w:szCs w:val="17"/>
               </w:rPr>
               <w:t xml:space="preserve">n</w:t>
@@ -533,7 +536,7 @@
               <w:rPr>
                 <w:rFonts w:ascii="Avenir Next" w:hAnsi="Avenir Next" w:cs="Avenir Next" w:eastAsia="Avenir Next"/>
                 <w:color w:val="1A1A1A"/>
-                <w:sz w:val="17"/>
+                <w:sz w:val="22"/>
                 <w:szCs w:val="17"/>
               </w:rPr>
               <w:t xml:space="preserve"> = 5.</w:t>
@@ -552,34 +555,34 @@
                 <w:rFonts w:ascii="Avenir Next" w:hAnsi="Avenir Next" w:cs="Avenir Next" w:eastAsia="Avenir Next"/>
                 <w:b/>
                 <w:color w:val="003A70"/>
+                <w:sz w:val="22"/>
+                <w:szCs w:val="17"/>
+              </w:rPr>
+              <w:t xml:space="preserve">Step 1</w:t>
+            </w:r>
+            <w:r>
+              <w:rPr>
+                <w:rFonts w:ascii="Avenir Next" w:hAnsi="Avenir Next" w:cs="Avenir Next" w:eastAsia="Avenir Next"/>
+                <w:color w:val="1A1A1A"/>
                 <w:sz w:val="17"/>
                 <w:szCs w:val="17"/>
               </w:rPr>
-              <w:t xml:space="preserve">Step 1</w:t>
-            </w:r>
-            <w:r>
-              <w:rPr>
-                <w:rFonts w:ascii="Avenir Next" w:hAnsi="Avenir Next" w:cs="Avenir Next" w:eastAsia="Avenir Next"/>
-                <w:color w:val="1A1A1A"/>
-                <w:sz w:val="17"/>
+              <w:tab/>
+            </w:r>
+            <w:r>
+              <w:rPr>
+                <w:rFonts w:ascii="Avenir Next" w:hAnsi="Avenir Next" w:cs="Avenir Next" w:eastAsia="Avenir Next"/>
+                <w:color w:val="1A1A1A"/>
+                <w:sz w:val="22"/>
                 <w:szCs w:val="17"/>
               </w:rPr>
-              <w:tab/>
-            </w:r>
-            <w:r>
-              <w:rPr>
-                <w:rFonts w:ascii="Avenir Next" w:hAnsi="Avenir Next" w:cs="Avenir Next" w:eastAsia="Avenir Next"/>
-                <w:color w:val="1A1A1A"/>
-                <w:sz w:val="17"/>
-                <w:szCs w:val="17"/>
-              </w:rPr>
               <w:t xml:space="preserve">Substitute: 2 × 5</w:t>
             </w:r>
             <w:r>
               <w:rPr>
                 <w:rFonts w:ascii="Avenir Next" w:hAnsi="Avenir Next" w:cs="Avenir Next" w:eastAsia="Avenir Next"/>
                 <w:color w:val="1A1A1A"/>
-                <w:sz w:val="17"/>
+                <w:sz w:val="22"/>
                 <w:szCs w:val="17"/>
                 <w:vertAlign w:val="superscript"/>
               </w:rPr>
@@ -589,7 +592,7 @@
               <w:rPr>
                 <w:rFonts w:ascii="Avenir Next" w:hAnsi="Avenir Next" w:cs="Avenir Next" w:eastAsia="Avenir Next"/>
                 <w:color w:val="1A1A1A"/>
-                <w:sz w:val="17"/>
+                <w:sz w:val="22"/>
                 <w:szCs w:val="17"/>
               </w:rPr>
               <w:t xml:space="preserve"> + 3.</w:t>
@@ -608,34 +611,34 @@
                 <w:rFonts w:ascii="Avenir Next" w:hAnsi="Avenir Next" w:cs="Avenir Next" w:eastAsia="Avenir Next"/>
                 <w:b/>
                 <w:color w:val="003A70"/>
+                <w:sz w:val="22"/>
+                <w:szCs w:val="17"/>
+              </w:rPr>
+              <w:t xml:space="preserve">Step 2</w:t>
+            </w:r>
+            <w:r>
+              <w:rPr>
+                <w:rFonts w:ascii="Avenir Next" w:hAnsi="Avenir Next" w:cs="Avenir Next" w:eastAsia="Avenir Next"/>
+                <w:color w:val="1A1A1A"/>
                 <w:sz w:val="17"/>
                 <w:szCs w:val="17"/>
               </w:rPr>
-              <w:t xml:space="preserve">Step 2</w:t>
-            </w:r>
-            <w:r>
-              <w:rPr>
-                <w:rFonts w:ascii="Avenir Next" w:hAnsi="Avenir Next" w:cs="Avenir Next" w:eastAsia="Avenir Next"/>
-                <w:color w:val="1A1A1A"/>
-                <w:sz w:val="17"/>
+              <w:tab/>
+            </w:r>
+            <w:r>
+              <w:rPr>
+                <w:rFonts w:ascii="Avenir Next" w:hAnsi="Avenir Next" w:cs="Avenir Next" w:eastAsia="Avenir Next"/>
+                <w:color w:val="1A1A1A"/>
+                <w:sz w:val="22"/>
                 <w:szCs w:val="17"/>
               </w:rPr>
-              <w:tab/>
-            </w:r>
-            <w:r>
-              <w:rPr>
-                <w:rFonts w:ascii="Avenir Next" w:hAnsi="Avenir Next" w:cs="Avenir Next" w:eastAsia="Avenir Next"/>
-                <w:color w:val="1A1A1A"/>
-                <w:sz w:val="17"/>
-                <w:szCs w:val="17"/>
-              </w:rPr>
               <w:t xml:space="preserve">Power first: 5</w:t>
             </w:r>
             <w:r>
               <w:rPr>
                 <w:rFonts w:ascii="Avenir Next" w:hAnsi="Avenir Next" w:cs="Avenir Next" w:eastAsia="Avenir Next"/>
                 <w:color w:val="1A1A1A"/>
-                <w:sz w:val="17"/>
+                <w:sz w:val="22"/>
                 <w:szCs w:val="17"/>
                 <w:vertAlign w:val="superscript"/>
               </w:rPr>
@@ -645,7 +648,7 @@
               <w:rPr>
                 <w:rFonts w:ascii="Avenir Next" w:hAnsi="Avenir Next" w:cs="Avenir Next" w:eastAsia="Avenir Next"/>
                 <w:color w:val="1A1A1A"/>
-                <w:sz w:val="17"/>
+                <w:sz w:val="22"/>
                 <w:szCs w:val="17"/>
               </w:rPr>
               <w:t xml:space="preserve"> = 25, so 2 × 25 + 3.</w:t>
@@ -664,25 +667,25 @@
                 <w:rFonts w:ascii="Avenir Next" w:hAnsi="Avenir Next" w:cs="Avenir Next" w:eastAsia="Avenir Next"/>
                 <w:b/>
                 <w:color w:val="003A70"/>
+                <w:sz w:val="22"/>
+                <w:szCs w:val="17"/>
+              </w:rPr>
+              <w:t xml:space="preserve">Step 3</w:t>
+            </w:r>
+            <w:r>
+              <w:rPr>
+                <w:rFonts w:ascii="Avenir Next" w:hAnsi="Avenir Next" w:cs="Avenir Next" w:eastAsia="Avenir Next"/>
+                <w:color w:val="1A1A1A"/>
                 <w:sz w:val="17"/>
                 <w:szCs w:val="17"/>
               </w:rPr>
-              <w:t xml:space="preserve">Step 3</w:t>
-            </w:r>
-            <w:r>
-              <w:rPr>
-                <w:rFonts w:ascii="Avenir Next" w:hAnsi="Avenir Next" w:cs="Avenir Next" w:eastAsia="Avenir Next"/>
-                <w:color w:val="1A1A1A"/>
-                <w:sz w:val="17"/>
-                <w:szCs w:val="17"/>
-              </w:rPr>
               <w:tab/>
             </w:r>
             <w:r>
               <w:rPr>
                 <w:rFonts w:ascii="Avenir Next" w:hAnsi="Avenir Next" w:cs="Avenir Next" w:eastAsia="Avenir Next"/>
                 <w:color w:val="1A1A1A"/>
-                <w:sz w:val="17"/>
+                <w:sz w:val="22"/>
                 <w:szCs w:val="17"/>
               </w:rPr>
               <w:t xml:space="preserve">Multiply, then add: 50 + 3 = 53.</w:t>
@@ -701,18 +704,18 @@
                 <w:rFonts w:ascii="Avenir Next" w:hAnsi="Avenir Next" w:cs="Avenir Next" w:eastAsia="Avenir Next"/>
                 <w:b/>
                 <w:color w:val="1A1A1A"/>
+                <w:sz w:val="22"/>
+                <w:szCs w:val="17"/>
+              </w:rPr>
+              <w:t xml:space="preserve">Answer</w:t>
+            </w:r>
+            <w:r>
+              <w:rPr>
+                <w:rFonts w:ascii="Avenir Next" w:hAnsi="Avenir Next" w:cs="Avenir Next" w:eastAsia="Avenir Next"/>
+                <w:color w:val="1A1A1A"/>
                 <w:sz w:val="17"/>
                 <w:szCs w:val="17"/>
               </w:rPr>
-              <w:t xml:space="preserve">Answer</w:t>
-            </w:r>
-            <w:r>
-              <w:rPr>
-                <w:rFonts w:ascii="Avenir Next" w:hAnsi="Avenir Next" w:cs="Avenir Next" w:eastAsia="Avenir Next"/>
-                <w:color w:val="1A1A1A"/>
-                <w:sz w:val="17"/>
-                <w:szCs w:val="17"/>
-              </w:rPr>
               <w:tab/>
             </w:r>
             <w:r>
@@ -720,7 +723,7 @@
                 <w:rFonts w:ascii="Avenir Next" w:hAnsi="Avenir Next" w:cs="Avenir Next" w:eastAsia="Avenir Next"/>
                 <w:b/>
                 <w:color w:val="1A1A1A"/>
-                <w:sz w:val="17"/>
+                <w:sz w:val="22"/>
                 <w:szCs w:val="17"/>
               </w:rPr>
               <w:t xml:space="preserve">53</w:t>
@@ -749,7 +752,7 @@
           <w:rFonts w:ascii="Avenir Next" w:hAnsi="Avenir Next" w:cs="Avenir Next" w:eastAsia="Avenir Next"/>
           <w:b/>
           <w:color w:val="1A1A1A"/>
-          <w:sz w:val="17"/>
+          <w:sz w:val="22"/>
           <w:szCs w:val="17"/>
         </w:rPr>
         <w:t xml:space="preserve">substitute</w:t>
@@ -759,7 +762,7 @@
           <w:rFonts w:ascii="Avenir Next" w:hAnsi="Avenir Next" w:cs="Avenir Next" w:eastAsia="Avenir Next"/>
           <w:i/>
           <w:color w:val="5A5F66"/>
-          <w:sz w:val="17"/>
+          <w:sz w:val="22"/>
           <w:szCs w:val="17"/>
         </w:rPr>
         <w:t xml:space="preserve"> (sustituir)</w:t>
@@ -768,7 +771,7 @@
         <w:rPr>
           <w:rFonts w:ascii="Avenir Next" w:hAnsi="Avenir Next" w:cs="Avenir Next" w:eastAsia="Avenir Next"/>
           <w:color w:val="5A5F66"/>
-          <w:sz w:val="17"/>
+          <w:sz w:val="22"/>
           <w:szCs w:val="17"/>
         </w:rPr>
         <w:t xml:space="preserve">   ·   </w:t>
@@ -778,7 +781,7 @@
           <w:rFonts w:ascii="Avenir Next" w:hAnsi="Avenir Next" w:cs="Avenir Next" w:eastAsia="Avenir Next"/>
           <w:b/>
           <w:color w:val="1A1A1A"/>
-          <w:sz w:val="17"/>
+          <w:sz w:val="22"/>
           <w:szCs w:val="17"/>
         </w:rPr>
         <w:t xml:space="preserve">evaluate</w:t>
@@ -788,7 +791,7 @@
           <w:rFonts w:ascii="Avenir Next" w:hAnsi="Avenir Next" w:cs="Avenir Next" w:eastAsia="Avenir Next"/>
           <w:i/>
           <w:color w:val="5A5F66"/>
-          <w:sz w:val="17"/>
+          <w:sz w:val="22"/>
           <w:szCs w:val="17"/>
         </w:rPr>
         <w:t xml:space="preserve"> (evaluar)</w:t>
@@ -797,7 +800,7 @@
         <w:rPr>
           <w:rFonts w:ascii="Avenir Next" w:hAnsi="Avenir Next" w:cs="Avenir Next" w:eastAsia="Avenir Next"/>
           <w:color w:val="5A5F66"/>
-          <w:sz w:val="17"/>
+          <w:sz w:val="22"/>
           <w:szCs w:val="17"/>
         </w:rPr>
         <w:t xml:space="preserve">   ·   </w:t>
@@ -807,7 +810,7 @@
           <w:rFonts w:ascii="Avenir Next" w:hAnsi="Avenir Next" w:cs="Avenir Next" w:eastAsia="Avenir Next"/>
           <w:b/>
           <w:color w:val="1A1A1A"/>
-          <w:sz w:val="17"/>
+          <w:sz w:val="22"/>
           <w:szCs w:val="17"/>
         </w:rPr>
         <w:t xml:space="preserve">variable</w:t>
@@ -817,7 +820,7 @@
           <w:rFonts w:ascii="Avenir Next" w:hAnsi="Avenir Next" w:cs="Avenir Next" w:eastAsia="Avenir Next"/>
           <w:i/>
           <w:color w:val="5A5F66"/>
-          <w:sz w:val="17"/>
+          <w:sz w:val="22"/>
           <w:szCs w:val="17"/>
         </w:rPr>
         <w:t xml:space="preserve"> (variable)</w:t>
@@ -825,6 +828,7 @@
     </w:p>
     <w:p>
       <w:pPr>
+        <w:pStyle w:val="Heading2"/>
         <w:keepNext/>
         <w:pBdr>
           <w:bottom w:val="single" w:sz="8" w:space="3" w:color="003A70"/>
@@ -840,7 +844,7 @@
           <w:b/>
           <w:color w:val="003A70"/>
           <w:spacing w:val="14"/>
-          <w:sz w:val="19"/>
+          <w:sz w:val="22"/>
           <w:szCs w:val="19"/>
         </w:rPr>
         <w:t xml:space="preserve">PRACTICE</w:t>
@@ -859,7 +863,7 @@
           <w:rFonts w:ascii="Avenir Next" w:hAnsi="Avenir Next" w:cs="Avenir Next" w:eastAsia="Avenir Next"/>
           <w:i/>
           <w:color w:val="5A5F66"/>
-          <w:sz w:val="17"/>
+          <w:sz w:val="22"/>
           <w:szCs w:val="17"/>
         </w:rPr>
         <w:t xml:space="preserve">show your work · label units</w:t>
@@ -867,7 +871,7 @@
     </w:p>
     <w:p>
       <w:pPr>
-        <w:spacing w:before="0" w:after="0" w:line="20" w:lineRule="exact"/>
+        <w:spacing w:before="0" w:after="0" w:line="50" w:lineRule="exact"/>
       </w:pPr>
     </w:p>
     <w:tbl>
@@ -917,25 +921,25 @@
                 <w:rFonts w:ascii="Avenir Next" w:hAnsi="Avenir Next" w:cs="Avenir Next" w:eastAsia="Avenir Next"/>
                 <w:b/>
                 <w:color w:val="1A1A1A"/>
+                <w:sz w:val="22"/>
+                <w:szCs w:val="20"/>
+              </w:rPr>
+              <w:t xml:space="preserve">1.</w:t>
+            </w:r>
+            <w:r>
+              <w:rPr>
+                <w:rFonts w:ascii="Avenir Next" w:hAnsi="Avenir Next" w:cs="Avenir Next" w:eastAsia="Avenir Next"/>
+                <w:color w:val="1A1A1A"/>
                 <w:sz w:val="20"/>
                 <w:szCs w:val="20"/>
               </w:rPr>
-              <w:t xml:space="preserve">1.</w:t>
-            </w:r>
-            <w:r>
-              <w:rPr>
-                <w:rFonts w:ascii="Avenir Next" w:hAnsi="Avenir Next" w:cs="Avenir Next" w:eastAsia="Avenir Next"/>
-                <w:color w:val="1A1A1A"/>
-                <w:sz w:val="20"/>
-                <w:szCs w:val="20"/>
-              </w:rPr>
               <w:tab/>
             </w:r>
             <w:r>
               <w:rPr>
                 <w:rFonts w:ascii="Avenir Next" w:hAnsi="Avenir Next" w:cs="Avenir Next" w:eastAsia="Avenir Next"/>
                 <w:color w:val="1A1A1A"/>
-                <w:sz w:val="20"/>
+                <w:sz w:val="22"/>
                 <w:szCs w:val="20"/>
               </w:rPr>
               <w:t xml:space="preserve">Evaluate each expression when </w:t>
@@ -945,7 +949,7 @@
                 <w:rFonts w:ascii="Avenir Next" w:hAnsi="Avenir Next" w:cs="Avenir Next" w:eastAsia="Avenir Next"/>
                 <w:i/>
                 <w:color w:val="1A1A1A"/>
-                <w:sz w:val="20"/>
+                <w:sz w:val="22"/>
                 <w:szCs w:val="20"/>
               </w:rPr>
               <w:t xml:space="preserve">c</w:t>
@@ -954,7 +958,7 @@
               <w:rPr>
                 <w:rFonts w:ascii="Avenir Next" w:hAnsi="Avenir Next" w:cs="Avenir Next" w:eastAsia="Avenir Next"/>
                 <w:color w:val="1A1A1A"/>
-                <w:sz w:val="20"/>
+                <w:sz w:val="22"/>
                 <w:szCs w:val="20"/>
               </w:rPr>
               <w:t xml:space="preserve"> = 8.</w:t>
@@ -1010,7 +1014,7 @@
                       <w:rFonts w:ascii="Avenir Next" w:hAnsi="Avenir Next" w:cs="Avenir Next" w:eastAsia="Avenir Next"/>
                       <w:b/>
                       <w:color w:val="003A70"/>
-                      <w:sz w:val="20"/>
+                      <w:sz w:val="22"/>
                       <w:szCs w:val="20"/>
                     </w:rPr>
                     <w:t xml:space="preserve">a.</w:t>
@@ -1028,7 +1032,7 @@
                     <w:rPr>
                       <w:rFonts w:ascii="Avenir Next" w:hAnsi="Avenir Next" w:cs="Avenir Next" w:eastAsia="Avenir Next"/>
                       <w:color w:val="1A1A1A"/>
-                      <w:sz w:val="20"/>
+                      <w:sz w:val="22"/>
                       <w:szCs w:val="20"/>
                     </w:rPr>
                     <w:t xml:space="preserve">3</w:t>
@@ -1038,7 +1042,7 @@
                       <w:rFonts w:ascii="Avenir Next" w:hAnsi="Avenir Next" w:cs="Avenir Next" w:eastAsia="Avenir Next"/>
                       <w:i/>
                       <w:color w:val="1A1A1A"/>
-                      <w:sz w:val="20"/>
+                      <w:sz w:val="22"/>
                       <w:szCs w:val="20"/>
                     </w:rPr>
                     <w:t xml:space="preserve">c</w:t>
@@ -1047,7 +1051,7 @@
                     <w:rPr>
                       <w:rFonts w:ascii="Avenir Next" w:hAnsi="Avenir Next" w:cs="Avenir Next" w:eastAsia="Avenir Next"/>
                       <w:color w:val="1A1A1A"/>
-                      <w:sz w:val="20"/>
+                      <w:sz w:val="22"/>
                       <w:szCs w:val="20"/>
                     </w:rPr>
                     <w:t xml:space="preserve"> =</w:t>
@@ -1091,7 +1095,7 @@
                       <w:rFonts w:ascii="Avenir Next" w:hAnsi="Avenir Next" w:cs="Avenir Next" w:eastAsia="Avenir Next"/>
                       <w:b/>
                       <w:color w:val="003A70"/>
-                      <w:sz w:val="20"/>
+                      <w:sz w:val="22"/>
                       <w:szCs w:val="20"/>
                     </w:rPr>
                     <w:t xml:space="preserve">b.</w:t>
@@ -1110,7 +1114,7 @@
                       <w:rFonts w:ascii="Avenir Next" w:hAnsi="Avenir Next" w:cs="Avenir Next" w:eastAsia="Avenir Next"/>
                       <w:i/>
                       <w:color w:val="1A1A1A"/>
-                      <w:sz w:val="20"/>
+                      <w:sz w:val="22"/>
                       <w:szCs w:val="20"/>
                     </w:rPr>
                     <w:t xml:space="preserve">c</w:t>
@@ -1119,7 +1123,7 @@
                     <w:rPr>
                       <w:rFonts w:ascii="Avenir Next" w:hAnsi="Avenir Next" w:cs="Avenir Next" w:eastAsia="Avenir Next"/>
                       <w:color w:val="1A1A1A"/>
-                      <w:sz w:val="20"/>
+                      <w:sz w:val="22"/>
                       <w:szCs w:val="20"/>
                     </w:rPr>
                     <w:t xml:space="preserve"> + 19 =</w:t>
@@ -1163,7 +1167,7 @@
                       <w:rFonts w:ascii="Avenir Next" w:hAnsi="Avenir Next" w:cs="Avenir Next" w:eastAsia="Avenir Next"/>
                       <w:b/>
                       <w:color w:val="003A70"/>
-                      <w:sz w:val="20"/>
+                      <w:sz w:val="22"/>
                       <w:szCs w:val="20"/>
                     </w:rPr>
                     <w:t xml:space="preserve">c.</w:t>
@@ -1181,7 +1185,7 @@
                     <w:rPr>
                       <w:rFonts w:ascii="Avenir Next" w:hAnsi="Avenir Next" w:cs="Avenir Next" w:eastAsia="Avenir Next"/>
                       <w:color w:val="1A1A1A"/>
-                      <w:sz w:val="20"/>
+                      <w:sz w:val="22"/>
                       <w:szCs w:val="20"/>
                     </w:rPr>
                     <w:t xml:space="preserve">60 − 5</w:t>
@@ -1191,7 +1195,7 @@
                       <w:rFonts w:ascii="Avenir Next" w:hAnsi="Avenir Next" w:cs="Avenir Next" w:eastAsia="Avenir Next"/>
                       <w:i/>
                       <w:color w:val="1A1A1A"/>
-                      <w:sz w:val="20"/>
+                      <w:sz w:val="22"/>
                       <w:szCs w:val="20"/>
                     </w:rPr>
                     <w:t xml:space="preserve">c</w:t>
@@ -1200,7 +1204,7 @@
                     <w:rPr>
                       <w:rFonts w:ascii="Avenir Next" w:hAnsi="Avenir Next" w:cs="Avenir Next" w:eastAsia="Avenir Next"/>
                       <w:color w:val="1A1A1A"/>
-                      <w:sz w:val="20"/>
+                      <w:sz w:val="22"/>
                       <w:szCs w:val="20"/>
                     </w:rPr>
                     <w:t xml:space="preserve"> =</w:t>
@@ -1250,7 +1254,7 @@
                       <w:rFonts w:ascii="Avenir Next" w:hAnsi="Avenir Next" w:cs="Avenir Next" w:eastAsia="Avenir Next"/>
                       <w:b/>
                       <w:color w:val="003A70"/>
-                      <w:sz w:val="20"/>
+                      <w:sz w:val="22"/>
                       <w:szCs w:val="20"/>
                     </w:rPr>
                     <w:t xml:space="preserve">d.</w:t>
@@ -1269,7 +1273,7 @@
                       <w:rFonts w:ascii="Avenir Next" w:hAnsi="Avenir Next" w:cs="Avenir Next" w:eastAsia="Avenir Next"/>
                       <w:i/>
                       <w:color w:val="1A1A1A"/>
-                      <w:sz w:val="20"/>
+                      <w:sz w:val="22"/>
                       <w:szCs w:val="20"/>
                     </w:rPr>
                     <w:t xml:space="preserve">c</w:t>
@@ -1278,7 +1282,7 @@
                     <w:rPr>
                       <w:rFonts w:ascii="Avenir Next" w:hAnsi="Avenir Next" w:cs="Avenir Next" w:eastAsia="Avenir Next"/>
                       <w:color w:val="1A1A1A"/>
-                      <w:sz w:val="20"/>
+                      <w:sz w:val="22"/>
                       <w:szCs w:val="20"/>
                       <w:vertAlign w:val="superscript"/>
                     </w:rPr>
@@ -1288,7 +1292,7 @@
                     <w:rPr>
                       <w:rFonts w:ascii="Avenir Next" w:hAnsi="Avenir Next" w:cs="Avenir Next" w:eastAsia="Avenir Next"/>
                       <w:color w:val="1A1A1A"/>
-                      <w:sz w:val="20"/>
+                      <w:sz w:val="22"/>
                       <w:szCs w:val="20"/>
                     </w:rPr>
                     <w:t xml:space="preserve"> − 10 =</w:t>
@@ -1332,7 +1336,7 @@
                       <w:rFonts w:ascii="Avenir Next" w:hAnsi="Avenir Next" w:cs="Avenir Next" w:eastAsia="Avenir Next"/>
                       <w:b/>
                       <w:color w:val="003A70"/>
-                      <w:sz w:val="20"/>
+                      <w:sz w:val="22"/>
                       <w:szCs w:val="20"/>
                     </w:rPr>
                     <w:t xml:space="preserve">e.</w:t>
@@ -1351,7 +1355,7 @@
                       <w:rFonts w:ascii="Avenir Next" w:hAnsi="Avenir Next" w:cs="Avenir Next" w:eastAsia="Avenir Next"/>
                       <w:i/>
                       <w:color w:val="1A1A1A"/>
-                      <w:sz w:val="20"/>
+                      <w:sz w:val="22"/>
                       <w:szCs w:val="20"/>
                     </w:rPr>
                     <w:t xml:space="preserve">c</w:t>
@@ -1360,7 +1364,7 @@
                     <w:rPr>
                       <w:rFonts w:ascii="Avenir Next" w:hAnsi="Avenir Next" w:cs="Avenir Next" w:eastAsia="Avenir Next"/>
                       <w:color w:val="1A1A1A"/>
-                      <w:sz w:val="20"/>
+                      <w:sz w:val="22"/>
                       <w:szCs w:val="20"/>
                     </w:rPr>
                     <w:t xml:space="preserve"> ÷ 4 + 6 =</w:t>
@@ -1404,7 +1408,7 @@
                       <w:rFonts w:ascii="Avenir Next" w:hAnsi="Avenir Next" w:cs="Avenir Next" w:eastAsia="Avenir Next"/>
                       <w:b/>
                       <w:color w:val="003A70"/>
-                      <w:sz w:val="20"/>
+                      <w:sz w:val="22"/>
                       <w:szCs w:val="20"/>
                     </w:rPr>
                     <w:t xml:space="preserve">f.</w:t>
@@ -1422,7 +1426,7 @@
                     <w:rPr>
                       <w:rFonts w:ascii="Avenir Next" w:hAnsi="Avenir Next" w:cs="Avenir Next" w:eastAsia="Avenir Next"/>
                       <w:color w:val="1A1A1A"/>
-                      <w:sz w:val="20"/>
+                      <w:sz w:val="22"/>
                       <w:szCs w:val="20"/>
                     </w:rPr>
                     <w:t xml:space="preserve">3(</w:t>
@@ -1432,7 +1436,7 @@
                       <w:rFonts w:ascii="Avenir Next" w:hAnsi="Avenir Next" w:cs="Avenir Next" w:eastAsia="Avenir Next"/>
                       <w:i/>
                       <w:color w:val="1A1A1A"/>
-                      <w:sz w:val="20"/>
+                      <w:sz w:val="22"/>
                       <w:szCs w:val="20"/>
                     </w:rPr>
                     <w:t xml:space="preserve">c</w:t>
@@ -1441,7 +1445,7 @@
                     <w:rPr>
                       <w:rFonts w:ascii="Avenir Next" w:hAnsi="Avenir Next" w:cs="Avenir Next" w:eastAsia="Avenir Next"/>
                       <w:color w:val="1A1A1A"/>
-                      <w:sz w:val="20"/>
+                      <w:sz w:val="22"/>
                       <w:szCs w:val="20"/>
                     </w:rPr>
                     <w:t xml:space="preserve"> − 2) =</w:t>
@@ -1471,7 +1475,7 @@
           </w:tbl>
           <w:p>
             <w:pPr>
-              <w:spacing w:before="0" w:after="0" w:line="24" w:lineRule="auto"/>
+              <w:spacing w:before="0" w:after="0" w:line="50" w:lineRule="exact"/>
             </w:pPr>
           </w:p>
         </w:tc>
@@ -1479,12 +1483,12 @@
     </w:tbl>
     <w:p>
       <w:pPr>
-        <w:spacing w:before="0" w:after="0" w:line="20" w:lineRule="exact"/>
+        <w:spacing w:before="0" w:after="0" w:line="50" w:lineRule="exact"/>
       </w:pPr>
     </w:p>
     <w:p>
       <w:pPr>
-        <w:spacing w:before="0" w:after="0" w:line="20" w:lineRule="exact"/>
+        <w:spacing w:before="0" w:after="0" w:line="50" w:lineRule="exact"/>
       </w:pPr>
     </w:p>
     <w:tbl>
@@ -1534,18 +1538,18 @@
                 <w:rFonts w:ascii="Avenir Next" w:hAnsi="Avenir Next" w:cs="Avenir Next" w:eastAsia="Avenir Next"/>
                 <w:b/>
                 <w:color w:val="1A1A1A"/>
+                <w:sz w:val="22"/>
+                <w:szCs w:val="20"/>
+              </w:rPr>
+              <w:t xml:space="preserve">2.</w:t>
+            </w:r>
+            <w:r>
+              <w:rPr>
+                <w:rFonts w:ascii="Avenir Next" w:hAnsi="Avenir Next" w:cs="Avenir Next" w:eastAsia="Avenir Next"/>
+                <w:color w:val="1A1A1A"/>
                 <w:sz w:val="20"/>
                 <w:szCs w:val="20"/>
               </w:rPr>
-              <w:t xml:space="preserve">2.</w:t>
-            </w:r>
-            <w:r>
-              <w:rPr>
-                <w:rFonts w:ascii="Avenir Next" w:hAnsi="Avenir Next" w:cs="Avenir Next" w:eastAsia="Avenir Next"/>
-                <w:color w:val="1A1A1A"/>
-                <w:sz w:val="20"/>
-                <w:szCs w:val="20"/>
-              </w:rPr>
               <w:tab/>
             </w:r>
             <w:r>
@@ -1553,7 +1557,7 @@
                 <w:rFonts w:ascii="Avenir Next" w:hAnsi="Avenir Next" w:cs="Avenir Next" w:eastAsia="Avenir Next"/>
                 <w:b/>
                 <w:color w:val="1A1A1A"/>
-                <w:sz w:val="20"/>
+                <w:sz w:val="22"/>
                 <w:szCs w:val="20"/>
               </w:rPr>
               <w:t xml:space="preserve">Art Studio.  </w:t>
@@ -1562,7 +1566,7 @@
               <w:rPr>
                 <w:rFonts w:ascii="Avenir Next" w:hAnsi="Avenir Next" w:cs="Avenir Next" w:eastAsia="Avenir Next"/>
                 <w:color w:val="1A1A1A"/>
-                <w:sz w:val="20"/>
+                <w:sz w:val="22"/>
                 <w:szCs w:val="20"/>
               </w:rPr>
               <w:t xml:space="preserve">An art studio charges 6</w:t>
@@ -1572,7 +1576,7 @@
                 <w:rFonts w:ascii="Avenir Next" w:hAnsi="Avenir Next" w:cs="Avenir Next" w:eastAsia="Avenir Next"/>
                 <w:i/>
                 <w:color w:val="1A1A1A"/>
-                <w:sz w:val="20"/>
+                <w:sz w:val="22"/>
                 <w:szCs w:val="20"/>
               </w:rPr>
               <w:t xml:space="preserve">h</w:t>
@@ -1581,7 +1585,7 @@
               <w:rPr>
                 <w:rFonts w:ascii="Avenir Next" w:hAnsi="Avenir Next" w:cs="Avenir Next" w:eastAsia="Avenir Next"/>
                 <w:color w:val="1A1A1A"/>
-                <w:sz w:val="20"/>
+                <w:sz w:val="22"/>
                 <w:szCs w:val="20"/>
               </w:rPr>
               <w:t xml:space="preserve"> + 7 dollars for </w:t>
@@ -1591,7 +1595,7 @@
                 <w:rFonts w:ascii="Avenir Next" w:hAnsi="Avenir Next" w:cs="Avenir Next" w:eastAsia="Avenir Next"/>
                 <w:i/>
                 <w:color w:val="1A1A1A"/>
-                <w:sz w:val="20"/>
+                <w:sz w:val="22"/>
                 <w:szCs w:val="20"/>
               </w:rPr>
               <w:t xml:space="preserve">h</w:t>
@@ -1600,7 +1604,7 @@
               <w:rPr>
                 <w:rFonts w:ascii="Avenir Next" w:hAnsi="Avenir Next" w:cs="Avenir Next" w:eastAsia="Avenir Next"/>
                 <w:color w:val="1A1A1A"/>
-                <w:sz w:val="20"/>
+                <w:sz w:val="22"/>
                 <w:szCs w:val="20"/>
               </w:rPr>
               <w:t xml:space="preserve"> hours of studio time.</w:t>
@@ -1620,10 +1624,28 @@
                 <w:rFonts w:ascii="Avenir Next" w:hAnsi="Avenir Next" w:cs="Avenir Next" w:eastAsia="Avenir Next"/>
                 <w:b/>
                 <w:color w:val="003A70"/>
+                <w:sz w:val="22"/>
+                <w:szCs w:val="20"/>
+              </w:rPr>
+              <w:t xml:space="preserve">a.</w:t>
+            </w:r>
+            <w:r>
+              <w:rPr>
+                <w:rFonts w:ascii="Avenir Next" w:hAnsi="Avenir Next" w:cs="Avenir Next" w:eastAsia="Avenir Next"/>
+                <w:color w:val="1A1A1A"/>
                 <w:sz w:val="20"/>
                 <w:szCs w:val="20"/>
               </w:rPr>
-              <w:t xml:space="preserve">a.</w:t>
+              <w:tab/>
+            </w:r>
+            <w:r>
+              <w:rPr>
+                <w:rFonts w:ascii="Avenir Next" w:hAnsi="Avenir Next" w:cs="Avenir Next" w:eastAsia="Avenir Next"/>
+                <w:color w:val="1A1A1A"/>
+                <w:sz w:val="22"/>
+                <w:szCs w:val="20"/>
+              </w:rPr>
+              <w:t xml:space="preserve">Cost for 2 hours:</w:t>
             </w:r>
             <w:r>
               <w:rPr>
@@ -1632,7 +1654,7 @@
                 <w:sz w:val="20"/>
                 <w:szCs w:val="20"/>
               </w:rPr>
-              <w:tab/>
+              <w:t xml:space="preserve">  </w:t>
             </w:r>
             <w:r>
               <w:rPr>
@@ -1640,24 +1662,6 @@
                 <w:color w:val="1A1A1A"/>
                 <w:sz w:val="20"/>
                 <w:szCs w:val="20"/>
-              </w:rPr>
-              <w:t xml:space="preserve">Cost for 2 hours:</w:t>
-            </w:r>
-            <w:r>
-              <w:rPr>
-                <w:rFonts w:ascii="Avenir Next" w:hAnsi="Avenir Next" w:cs="Avenir Next" w:eastAsia="Avenir Next"/>
-                <w:color w:val="1A1A1A"/>
-                <w:sz w:val="20"/>
-                <w:szCs w:val="20"/>
-              </w:rPr>
-              <w:t xml:space="preserve">  </w:t>
-            </w:r>
-            <w:r>
-              <w:rPr>
-                <w:rFonts w:ascii="Avenir Next" w:hAnsi="Avenir Next" w:cs="Avenir Next" w:eastAsia="Avenir Next"/>
-                <w:color w:val="1A1A1A"/>
-                <w:sz w:val="20"/>
-                <w:szCs w:val="20"/>
                 <w:u w:val="single"/>
               </w:rPr>
               <w:t xml:space="preserve">                </w:t>
@@ -1666,7 +1670,7 @@
               <w:rPr>
                 <w:rFonts w:ascii="Avenir Next" w:hAnsi="Avenir Next" w:cs="Avenir Next" w:eastAsia="Avenir Next"/>
                 <w:color w:val="1A1A1A"/>
-                <w:sz w:val="20"/>
+                <w:sz w:val="22"/>
                 <w:szCs w:val="20"/>
               </w:rPr>
               <w:t xml:space="preserve"> dollars</w:t>
@@ -1686,10 +1690,28 @@
                 <w:rFonts w:ascii="Avenir Next" w:hAnsi="Avenir Next" w:cs="Avenir Next" w:eastAsia="Avenir Next"/>
                 <w:b/>
                 <w:color w:val="003A70"/>
+                <w:sz w:val="22"/>
+                <w:szCs w:val="20"/>
+              </w:rPr>
+              <w:t xml:space="preserve">b.</w:t>
+            </w:r>
+            <w:r>
+              <w:rPr>
+                <w:rFonts w:ascii="Avenir Next" w:hAnsi="Avenir Next" w:cs="Avenir Next" w:eastAsia="Avenir Next"/>
+                <w:color w:val="1A1A1A"/>
                 <w:sz w:val="20"/>
                 <w:szCs w:val="20"/>
               </w:rPr>
-              <w:t xml:space="preserve">b.</w:t>
+              <w:tab/>
+            </w:r>
+            <w:r>
+              <w:rPr>
+                <w:rFonts w:ascii="Avenir Next" w:hAnsi="Avenir Next" w:cs="Avenir Next" w:eastAsia="Avenir Next"/>
+                <w:color w:val="1A1A1A"/>
+                <w:sz w:val="22"/>
+                <w:szCs w:val="20"/>
+              </w:rPr>
+              <w:t xml:space="preserve">Cost for 5 hours:</w:t>
             </w:r>
             <w:r>
               <w:rPr>
@@ -1698,7 +1720,7 @@
                 <w:sz w:val="20"/>
                 <w:szCs w:val="20"/>
               </w:rPr>
-              <w:tab/>
+              <w:t xml:space="preserve">  </w:t>
             </w:r>
             <w:r>
               <w:rPr>
@@ -1706,24 +1728,6 @@
                 <w:color w:val="1A1A1A"/>
                 <w:sz w:val="20"/>
                 <w:szCs w:val="20"/>
-              </w:rPr>
-              <w:t xml:space="preserve">Cost for 5 hours:</w:t>
-            </w:r>
-            <w:r>
-              <w:rPr>
-                <w:rFonts w:ascii="Avenir Next" w:hAnsi="Avenir Next" w:cs="Avenir Next" w:eastAsia="Avenir Next"/>
-                <w:color w:val="1A1A1A"/>
-                <w:sz w:val="20"/>
-                <w:szCs w:val="20"/>
-              </w:rPr>
-              <w:t xml:space="preserve">  </w:t>
-            </w:r>
-            <w:r>
-              <w:rPr>
-                <w:rFonts w:ascii="Avenir Next" w:hAnsi="Avenir Next" w:cs="Avenir Next" w:eastAsia="Avenir Next"/>
-                <w:color w:val="1A1A1A"/>
-                <w:sz w:val="20"/>
-                <w:szCs w:val="20"/>
                 <w:u w:val="single"/>
               </w:rPr>
               <w:t xml:space="preserve">                </w:t>
@@ -1732,7 +1736,7 @@
               <w:rPr>
                 <w:rFonts w:ascii="Avenir Next" w:hAnsi="Avenir Next" w:cs="Avenir Next" w:eastAsia="Avenir Next"/>
                 <w:color w:val="1A1A1A"/>
-                <w:sz w:val="20"/>
+                <w:sz w:val="22"/>
                 <w:szCs w:val="20"/>
               </w:rPr>
               <w:t xml:space="preserve"> dollars</w:t>
@@ -1752,10 +1756,28 @@
                 <w:rFonts w:ascii="Avenir Next" w:hAnsi="Avenir Next" w:cs="Avenir Next" w:eastAsia="Avenir Next"/>
                 <w:b/>
                 <w:color w:val="003A70"/>
+                <w:sz w:val="22"/>
+                <w:szCs w:val="20"/>
+              </w:rPr>
+              <w:t xml:space="preserve">c.</w:t>
+            </w:r>
+            <w:r>
+              <w:rPr>
+                <w:rFonts w:ascii="Avenir Next" w:hAnsi="Avenir Next" w:cs="Avenir Next" w:eastAsia="Avenir Next"/>
+                <w:color w:val="1A1A1A"/>
                 <w:sz w:val="20"/>
                 <w:szCs w:val="20"/>
               </w:rPr>
-              <w:t xml:space="preserve">c.</w:t>
+              <w:tab/>
+            </w:r>
+            <w:r>
+              <w:rPr>
+                <w:rFonts w:ascii="Avenir Next" w:hAnsi="Avenir Next" w:cs="Avenir Next" w:eastAsia="Avenir Next"/>
+                <w:color w:val="1A1A1A"/>
+                <w:sz w:val="22"/>
+                <w:szCs w:val="20"/>
+              </w:rPr>
+              <w:t xml:space="preserve">How much more is 5 hours than 2 hours?</w:t>
             </w:r>
             <w:r>
               <w:rPr>
@@ -1764,7 +1786,7 @@
                 <w:sz w:val="20"/>
                 <w:szCs w:val="20"/>
               </w:rPr>
-              <w:tab/>
+              <w:t xml:space="preserve">  </w:t>
             </w:r>
             <w:r>
               <w:rPr>
@@ -1772,24 +1794,6 @@
                 <w:color w:val="1A1A1A"/>
                 <w:sz w:val="20"/>
                 <w:szCs w:val="20"/>
-              </w:rPr>
-              <w:t xml:space="preserve">How much more is 5 hours than 2 hours?</w:t>
-            </w:r>
-            <w:r>
-              <w:rPr>
-                <w:rFonts w:ascii="Avenir Next" w:hAnsi="Avenir Next" w:cs="Avenir Next" w:eastAsia="Avenir Next"/>
-                <w:color w:val="1A1A1A"/>
-                <w:sz w:val="20"/>
-                <w:szCs w:val="20"/>
-              </w:rPr>
-              <w:t xml:space="preserve">  </w:t>
-            </w:r>
-            <w:r>
-              <w:rPr>
-                <w:rFonts w:ascii="Avenir Next" w:hAnsi="Avenir Next" w:cs="Avenir Next" w:eastAsia="Avenir Next"/>
-                <w:color w:val="1A1A1A"/>
-                <w:sz w:val="20"/>
-                <w:szCs w:val="20"/>
                 <w:u w:val="single"/>
               </w:rPr>
               <w:t xml:space="preserve">                </w:t>
@@ -1798,7 +1802,7 @@
               <w:rPr>
                 <w:rFonts w:ascii="Avenir Next" w:hAnsi="Avenir Next" w:cs="Avenir Next" w:eastAsia="Avenir Next"/>
                 <w:color w:val="1A1A1A"/>
-                <w:sz w:val="20"/>
+                <w:sz w:val="22"/>
                 <w:szCs w:val="20"/>
               </w:rPr>
               <w:t xml:space="preserve"> dollars</w:t>
@@ -1818,25 +1822,25 @@
                 <w:rFonts w:ascii="Avenir Next" w:hAnsi="Avenir Next" w:cs="Avenir Next" w:eastAsia="Avenir Next"/>
                 <w:b/>
                 <w:color w:val="003A70"/>
+                <w:sz w:val="22"/>
+                <w:szCs w:val="20"/>
+              </w:rPr>
+              <w:t xml:space="preserve">d.</w:t>
+            </w:r>
+            <w:r>
+              <w:rPr>
+                <w:rFonts w:ascii="Avenir Next" w:hAnsi="Avenir Next" w:cs="Avenir Next" w:eastAsia="Avenir Next"/>
+                <w:color w:val="1A1A1A"/>
                 <w:sz w:val="20"/>
                 <w:szCs w:val="20"/>
               </w:rPr>
-              <w:t xml:space="preserve">d.</w:t>
-            </w:r>
-            <w:r>
-              <w:rPr>
-                <w:rFonts w:ascii="Avenir Next" w:hAnsi="Avenir Next" w:cs="Avenir Next" w:eastAsia="Avenir Next"/>
-                <w:color w:val="1A1A1A"/>
-                <w:sz w:val="20"/>
-                <w:szCs w:val="20"/>
-              </w:rPr>
               <w:tab/>
             </w:r>
             <w:r>
               <w:rPr>
                 <w:rFonts w:ascii="Avenir Next" w:hAnsi="Avenir Next" w:cs="Avenir Next" w:eastAsia="Avenir Next"/>
                 <w:color w:val="1A1A1A"/>
-                <w:sz w:val="20"/>
+                <w:sz w:val="22"/>
                 <w:szCs w:val="20"/>
               </w:rPr>
               <w:t xml:space="preserve">What does the 7 do to every cost?</w:t>
@@ -1866,12 +1870,12 @@
     </w:tbl>
     <w:p>
       <w:pPr>
-        <w:spacing w:before="0" w:after="0" w:line="20" w:lineRule="exact"/>
+        <w:spacing w:before="0" w:after="0" w:line="50" w:lineRule="exact"/>
       </w:pPr>
     </w:p>
     <w:p>
       <w:pPr>
-        <w:spacing w:before="0" w:after="0" w:line="20" w:lineRule="exact"/>
+        <w:spacing w:before="0" w:after="0" w:line="50" w:lineRule="exact"/>
       </w:pPr>
     </w:p>
     <w:tbl>
@@ -1922,18 +1926,18 @@
                 <w:rFonts w:ascii="Avenir Next" w:hAnsi="Avenir Next" w:cs="Avenir Next" w:eastAsia="Avenir Next"/>
                 <w:b/>
                 <w:color w:val="1A1A1A"/>
+                <w:sz w:val="22"/>
+                <w:szCs w:val="20"/>
+              </w:rPr>
+              <w:t xml:space="preserve">3.</w:t>
+            </w:r>
+            <w:r>
+              <w:rPr>
+                <w:rFonts w:ascii="Avenir Next" w:hAnsi="Avenir Next" w:cs="Avenir Next" w:eastAsia="Avenir Next"/>
+                <w:color w:val="1A1A1A"/>
                 <w:sz w:val="20"/>
                 <w:szCs w:val="20"/>
               </w:rPr>
-              <w:t xml:space="preserve">3.</w:t>
-            </w:r>
-            <w:r>
-              <w:rPr>
-                <w:rFonts w:ascii="Avenir Next" w:hAnsi="Avenir Next" w:cs="Avenir Next" w:eastAsia="Avenir Next"/>
-                <w:color w:val="1A1A1A"/>
-                <w:sz w:val="20"/>
-                <w:szCs w:val="20"/>
-              </w:rPr>
               <w:tab/>
             </w:r>
             <w:r>
@@ -1941,7 +1945,7 @@
                 <w:rFonts w:ascii="Avenir Next" w:hAnsi="Avenir Next" w:cs="Avenir Next" w:eastAsia="Avenir Next"/>
                 <w:b/>
                 <w:color w:val="1A1A1A"/>
-                <w:sz w:val="20"/>
+                <w:sz w:val="22"/>
                 <w:szCs w:val="20"/>
               </w:rPr>
               <w:t xml:space="preserve">Bike Rental.  </w:t>
@@ -1950,7 +1954,7 @@
               <w:rPr>
                 <w:rFonts w:ascii="Avenir Next" w:hAnsi="Avenir Next" w:cs="Avenir Next" w:eastAsia="Avenir Next"/>
                 <w:color w:val="1A1A1A"/>
-                <w:sz w:val="20"/>
+                <w:sz w:val="22"/>
                 <w:szCs w:val="20"/>
               </w:rPr>
               <w:t xml:space="preserve">The expression 8</w:t>
@@ -1960,7 +1964,7 @@
                 <w:rFonts w:ascii="Avenir Next" w:hAnsi="Avenir Next" w:cs="Avenir Next" w:eastAsia="Avenir Next"/>
                 <w:i/>
                 <w:color w:val="1A1A1A"/>
-                <w:sz w:val="20"/>
+                <w:sz w:val="22"/>
                 <w:szCs w:val="20"/>
               </w:rPr>
               <w:t xml:space="preserve">r</w:t>
@@ -1969,7 +1973,7 @@
               <w:rPr>
                 <w:rFonts w:ascii="Avenir Next" w:hAnsi="Avenir Next" w:cs="Avenir Next" w:eastAsia="Avenir Next"/>
                 <w:color w:val="1A1A1A"/>
-                <w:sz w:val="20"/>
+                <w:sz w:val="22"/>
                 <w:szCs w:val="20"/>
               </w:rPr>
               <w:t xml:space="preserve"> + 15 gives the cost in dollars for </w:t>
@@ -1979,7 +1983,7 @@
                 <w:rFonts w:ascii="Avenir Next" w:hAnsi="Avenir Next" w:cs="Avenir Next" w:eastAsia="Avenir Next"/>
                 <w:i/>
                 <w:color w:val="1A1A1A"/>
-                <w:sz w:val="20"/>
+                <w:sz w:val="22"/>
                 <w:szCs w:val="20"/>
               </w:rPr>
               <w:t xml:space="preserve">r</w:t>
@@ -1988,7 +1992,7 @@
               <w:rPr>
                 <w:rFonts w:ascii="Avenir Next" w:hAnsi="Avenir Next" w:cs="Avenir Next" w:eastAsia="Avenir Next"/>
                 <w:color w:val="1A1A1A"/>
-                <w:sz w:val="20"/>
+                <w:sz w:val="22"/>
                 <w:szCs w:val="20"/>
               </w:rPr>
               <w:t xml:space="preserve"> hours. Find the cost for 6 hours.</w:t>
@@ -2005,7 +2009,7 @@
                 <w:rFonts w:ascii="Avenir Next" w:hAnsi="Avenir Next" w:cs="Avenir Next" w:eastAsia="Avenir Next"/>
                 <w:b/>
                 <w:color w:val="003A70"/>
-                <w:sz w:val="17"/>
+                <w:sz w:val="22"/>
                 <w:szCs w:val="17"/>
               </w:rPr>
               <w:t xml:space="preserve">Hint  </w:t>
@@ -2015,7 +2019,7 @@
                 <w:rFonts w:ascii="Avenir Next" w:hAnsi="Avenir Next" w:cs="Avenir Next" w:eastAsia="Avenir Next"/>
                 <w:i/>
                 <w:color w:val="5A5F66"/>
-                <w:sz w:val="17"/>
+                <w:sz w:val="22"/>
                 <w:szCs w:val="17"/>
               </w:rPr>
               <w:t xml:space="preserve">Multiply first, then add 15.</w:t>
@@ -2023,7 +2027,7 @@
           </w:p>
           <w:p>
             <w:pPr>
-              <w:spacing w:before="0" w:after="0" w:line="60" w:lineRule="auto"/>
+              <w:spacing w:before="0" w:after="0" w:line="50" w:lineRule="exact"/>
             </w:pPr>
           </w:p>
           <w:tbl>
@@ -2092,25 +2096,25 @@
                 <w:rFonts w:ascii="Avenir Next" w:hAnsi="Avenir Next" w:cs="Avenir Next" w:eastAsia="Avenir Next"/>
                 <w:b/>
                 <w:color w:val="1A1A1A"/>
+                <w:sz w:val="22"/>
+                <w:szCs w:val="18"/>
+              </w:rPr>
+              <w:t xml:space="preserve">Answer</w:t>
+            </w:r>
+            <w:r>
+              <w:rPr>
+                <w:rFonts w:ascii="Avenir Next" w:hAnsi="Avenir Next" w:cs="Avenir Next" w:eastAsia="Avenir Next"/>
+                <w:color w:val="1A1A1A"/>
                 <w:sz w:val="18"/>
                 <w:szCs w:val="18"/>
               </w:rPr>
-              <w:t xml:space="preserve">Answer</w:t>
-            </w:r>
-            <w:r>
-              <w:rPr>
-                <w:rFonts w:ascii="Avenir Next" w:hAnsi="Avenir Next" w:cs="Avenir Next" w:eastAsia="Avenir Next"/>
-                <w:color w:val="1A1A1A"/>
-                <w:sz w:val="18"/>
-                <w:szCs w:val="18"/>
-              </w:rPr>
               <w:tab/>
             </w:r>
             <w:r>
               <w:rPr>
                 <w:rFonts w:ascii="Avenir Next" w:hAnsi="Avenir Next" w:cs="Avenir Next" w:eastAsia="Avenir Next"/>
                 <w:color w:val="1A1A1A"/>
-                <w:sz w:val="18"/>
+                <w:sz w:val="22"/>
                 <w:szCs w:val="18"/>
               </w:rPr>
               <w:t xml:space="preserve">  dollars</w:t>
@@ -2136,18 +2140,18 @@
                 <w:rFonts w:ascii="Avenir Next" w:hAnsi="Avenir Next" w:cs="Avenir Next" w:eastAsia="Avenir Next"/>
                 <w:b/>
                 <w:color w:val="1A1A1A"/>
+                <w:sz w:val="22"/>
+                <w:szCs w:val="20"/>
+              </w:rPr>
+              <w:t xml:space="preserve">4.</w:t>
+            </w:r>
+            <w:r>
+              <w:rPr>
+                <w:rFonts w:ascii="Avenir Next" w:hAnsi="Avenir Next" w:cs="Avenir Next" w:eastAsia="Avenir Next"/>
+                <w:color w:val="1A1A1A"/>
                 <w:sz w:val="20"/>
                 <w:szCs w:val="20"/>
               </w:rPr>
-              <w:t xml:space="preserve">4.</w:t>
-            </w:r>
-            <w:r>
-              <w:rPr>
-                <w:rFonts w:ascii="Avenir Next" w:hAnsi="Avenir Next" w:cs="Avenir Next" w:eastAsia="Avenir Next"/>
-                <w:color w:val="1A1A1A"/>
-                <w:sz w:val="20"/>
-                <w:szCs w:val="20"/>
-              </w:rPr>
               <w:tab/>
             </w:r>
             <w:r>
@@ -2155,7 +2159,7 @@
                 <w:rFonts w:ascii="Avenir Next" w:hAnsi="Avenir Next" w:cs="Avenir Next" w:eastAsia="Avenir Next"/>
                 <w:b/>
                 <w:color w:val="1A1A1A"/>
-                <w:sz w:val="20"/>
+                <w:sz w:val="22"/>
                 <w:szCs w:val="20"/>
               </w:rPr>
               <w:t xml:space="preserve">Power Inside.  </w:t>
@@ -2164,7 +2168,7 @@
               <w:rPr>
                 <w:rFonts w:ascii="Avenir Next" w:hAnsi="Avenir Next" w:cs="Avenir Next" w:eastAsia="Avenir Next"/>
                 <w:color w:val="1A1A1A"/>
-                <w:sz w:val="20"/>
+                <w:sz w:val="22"/>
                 <w:szCs w:val="20"/>
               </w:rPr>
               <w:t xml:space="preserve">Evaluate 3</w:t>
@@ -2174,7 +2178,7 @@
                 <w:rFonts w:ascii="Avenir Next" w:hAnsi="Avenir Next" w:cs="Avenir Next" w:eastAsia="Avenir Next"/>
                 <w:i/>
                 <w:color w:val="1A1A1A"/>
-                <w:sz w:val="20"/>
+                <w:sz w:val="22"/>
                 <w:szCs w:val="20"/>
               </w:rPr>
               <w:t xml:space="preserve">n</w:t>
@@ -2183,7 +2187,7 @@
               <w:rPr>
                 <w:rFonts w:ascii="Avenir Next" w:hAnsi="Avenir Next" w:cs="Avenir Next" w:eastAsia="Avenir Next"/>
                 <w:color w:val="1A1A1A"/>
-                <w:sz w:val="20"/>
+                <w:sz w:val="22"/>
                 <w:szCs w:val="20"/>
                 <w:vertAlign w:val="superscript"/>
               </w:rPr>
@@ -2193,7 +2197,7 @@
               <w:rPr>
                 <w:rFonts w:ascii="Avenir Next" w:hAnsi="Avenir Next" w:cs="Avenir Next" w:eastAsia="Avenir Next"/>
                 <w:color w:val="1A1A1A"/>
-                <w:sz w:val="20"/>
+                <w:sz w:val="22"/>
                 <w:szCs w:val="20"/>
               </w:rPr>
               <w:t xml:space="preserve"> + 7 when </w:t>
@@ -2203,7 +2207,7 @@
                 <w:rFonts w:ascii="Avenir Next" w:hAnsi="Avenir Next" w:cs="Avenir Next" w:eastAsia="Avenir Next"/>
                 <w:i/>
                 <w:color w:val="1A1A1A"/>
-                <w:sz w:val="20"/>
+                <w:sz w:val="22"/>
                 <w:szCs w:val="20"/>
               </w:rPr>
               <w:t xml:space="preserve">n</w:t>
@@ -2212,7 +2216,7 @@
               <w:rPr>
                 <w:rFonts w:ascii="Avenir Next" w:hAnsi="Avenir Next" w:cs="Avenir Next" w:eastAsia="Avenir Next"/>
                 <w:color w:val="1A1A1A"/>
-                <w:sz w:val="20"/>
+                <w:sz w:val="22"/>
                 <w:szCs w:val="20"/>
               </w:rPr>
               <w:t xml:space="preserve"> = 4.</w:t>
@@ -2229,7 +2233,7 @@
                 <w:rFonts w:ascii="Avenir Next" w:hAnsi="Avenir Next" w:cs="Avenir Next" w:eastAsia="Avenir Next"/>
                 <w:b/>
                 <w:color w:val="003A70"/>
-                <w:sz w:val="17"/>
+                <w:sz w:val="22"/>
                 <w:szCs w:val="17"/>
               </w:rPr>
               <w:t xml:space="preserve">Hint  </w:t>
@@ -2239,7 +2243,7 @@
                 <w:rFonts w:ascii="Avenir Next" w:hAnsi="Avenir Next" w:cs="Avenir Next" w:eastAsia="Avenir Next"/>
                 <w:i/>
                 <w:color w:val="5A5F66"/>
-                <w:sz w:val="17"/>
+                <w:sz w:val="22"/>
                 <w:szCs w:val="17"/>
               </w:rPr>
               <w:t xml:space="preserve">Square 4 before you multiply by 3.</w:t>
@@ -2247,7 +2251,7 @@
           </w:p>
           <w:p>
             <w:pPr>
-              <w:spacing w:before="0" w:after="0" w:line="60" w:lineRule="auto"/>
+              <w:spacing w:before="0" w:after="0" w:line="50" w:lineRule="exact"/>
             </w:pPr>
           </w:p>
           <w:tbl>
@@ -2316,7 +2320,7 @@
                 <w:rFonts w:ascii="Avenir Next" w:hAnsi="Avenir Next" w:cs="Avenir Next" w:eastAsia="Avenir Next"/>
                 <w:b/>
                 <w:color w:val="1A1A1A"/>
-                <w:sz w:val="18"/>
+                <w:sz w:val="22"/>
                 <w:szCs w:val="18"/>
               </w:rPr>
               <w:t xml:space="preserve">Value</w:t>
@@ -2336,12 +2340,12 @@
     </w:tbl>
     <w:p>
       <w:pPr>
-        <w:spacing w:before="0" w:after="0" w:line="20" w:lineRule="exact"/>
+        <w:spacing w:before="0" w:after="0" w:line="50" w:lineRule="exact"/>
       </w:pPr>
     </w:p>
     <w:p>
       <w:pPr>
-        <w:spacing w:before="0" w:after="0" w:line="20" w:lineRule="exact"/>
+        <w:spacing w:before="0" w:after="0" w:line="50" w:lineRule="exact"/>
       </w:pPr>
     </w:p>
     <w:tbl>
@@ -2391,18 +2395,18 @@
                 <w:rFonts w:ascii="Avenir Next" w:hAnsi="Avenir Next" w:cs="Avenir Next" w:eastAsia="Avenir Next"/>
                 <w:b/>
                 <w:color w:val="1A1A1A"/>
+                <w:sz w:val="22"/>
+                <w:szCs w:val="20"/>
+              </w:rPr>
+              <w:t xml:space="preserve">5.</w:t>
+            </w:r>
+            <w:r>
+              <w:rPr>
+                <w:rFonts w:ascii="Avenir Next" w:hAnsi="Avenir Next" w:cs="Avenir Next" w:eastAsia="Avenir Next"/>
+                <w:color w:val="1A1A1A"/>
                 <w:sz w:val="20"/>
                 <w:szCs w:val="20"/>
               </w:rPr>
-              <w:t xml:space="preserve">5.</w:t>
-            </w:r>
-            <w:r>
-              <w:rPr>
-                <w:rFonts w:ascii="Avenir Next" w:hAnsi="Avenir Next" w:cs="Avenir Next" w:eastAsia="Avenir Next"/>
-                <w:color w:val="1A1A1A"/>
-                <w:sz w:val="20"/>
-                <w:szCs w:val="20"/>
-              </w:rPr>
               <w:tab/>
             </w:r>
             <w:r>
@@ -2410,7 +2414,7 @@
                 <w:rFonts w:ascii="Avenir Next" w:hAnsi="Avenir Next" w:cs="Avenir Next" w:eastAsia="Avenir Next"/>
                 <w:b/>
                 <w:color w:val="1A1A1A"/>
-                <w:sz w:val="20"/>
+                <w:sz w:val="22"/>
                 <w:szCs w:val="20"/>
               </w:rPr>
               <w:t xml:space="preserve">Ken’s Work.  </w:t>
@@ -2419,7 +2423,7 @@
               <w:rPr>
                 <w:rFonts w:ascii="Avenir Next" w:hAnsi="Avenir Next" w:cs="Avenir Next" w:eastAsia="Avenir Next"/>
                 <w:color w:val="1A1A1A"/>
-                <w:sz w:val="20"/>
+                <w:sz w:val="22"/>
                 <w:szCs w:val="20"/>
               </w:rPr>
               <w:t xml:space="preserve">Ken evaluated 6 + 3</w:t>
@@ -2429,7 +2433,7 @@
                 <w:rFonts w:ascii="Avenir Next" w:hAnsi="Avenir Next" w:cs="Avenir Next" w:eastAsia="Avenir Next"/>
                 <w:i/>
                 <w:color w:val="1A1A1A"/>
-                <w:sz w:val="20"/>
+                <w:sz w:val="22"/>
                 <w:szCs w:val="20"/>
               </w:rPr>
               <w:t xml:space="preserve">p</w:t>
@@ -2438,7 +2442,7 @@
               <w:rPr>
                 <w:rFonts w:ascii="Avenir Next" w:hAnsi="Avenir Next" w:cs="Avenir Next" w:eastAsia="Avenir Next"/>
                 <w:color w:val="1A1A1A"/>
-                <w:sz w:val="20"/>
+                <w:sz w:val="22"/>
                 <w:szCs w:val="20"/>
               </w:rPr>
               <w:t xml:space="preserve"> when </w:t>
@@ -2448,7 +2452,7 @@
                 <w:rFonts w:ascii="Avenir Next" w:hAnsi="Avenir Next" w:cs="Avenir Next" w:eastAsia="Avenir Next"/>
                 <w:i/>
                 <w:color w:val="1A1A1A"/>
-                <w:sz w:val="20"/>
+                <w:sz w:val="22"/>
                 <w:szCs w:val="20"/>
               </w:rPr>
               <w:t xml:space="preserve">p</w:t>
@@ -2457,7 +2461,7 @@
               <w:rPr>
                 <w:rFonts w:ascii="Avenir Next" w:hAnsi="Avenir Next" w:cs="Avenir Next" w:eastAsia="Avenir Next"/>
                 <w:color w:val="1A1A1A"/>
-                <w:sz w:val="20"/>
+                <w:sz w:val="22"/>
                 <w:szCs w:val="20"/>
               </w:rPr>
               <w:t xml:space="preserve"> = 4 and got 36. Justify or correct his work.</w:t>
@@ -2474,7 +2478,7 @@
                 <w:rFonts w:ascii="Avenir Next" w:hAnsi="Avenir Next" w:cs="Avenir Next" w:eastAsia="Avenir Next"/>
                 <w:b/>
                 <w:color w:val="003A70"/>
-                <w:sz w:val="17"/>
+                <w:sz w:val="22"/>
                 <w:szCs w:val="17"/>
               </w:rPr>
               <w:t xml:space="preserve">Hint  </w:t>
@@ -2484,7 +2488,7 @@
                 <w:rFonts w:ascii="Avenir Next" w:hAnsi="Avenir Next" w:cs="Avenir Next" w:eastAsia="Avenir Next"/>
                 <w:i/>
                 <w:color w:val="5A5F66"/>
-                <w:sz w:val="17"/>
+                <w:sz w:val="22"/>
                 <w:szCs w:val="17"/>
               </w:rPr>
               <w:t xml:space="preserve">After you substitute, which operation comes first?</w:t>
@@ -2492,7 +2496,7 @@
           </w:p>
           <w:p>
             <w:pPr>
-              <w:spacing w:before="0" w:after="0" w:line="60" w:lineRule="auto"/>
+              <w:spacing w:before="0" w:after="0" w:line="50" w:lineRule="exact"/>
             </w:pPr>
           </w:p>
           <w:tbl>
@@ -2561,7 +2565,7 @@
                 <w:rFonts w:ascii="Avenir Next" w:hAnsi="Avenir Next" w:cs="Avenir Next" w:eastAsia="Avenir Next"/>
                 <w:b/>
                 <w:color w:val="1A1A1A"/>
-                <w:sz w:val="18"/>
+                <w:sz w:val="22"/>
                 <w:szCs w:val="18"/>
               </w:rPr>
               <w:t xml:space="preserve">Value</w:t>
@@ -2581,12 +2585,12 @@
     </w:tbl>
     <w:p>
       <w:pPr>
-        <w:spacing w:before="0" w:after="0" w:line="20" w:lineRule="exact"/>
+        <w:spacing w:before="0" w:after="0" w:line="50" w:lineRule="exact"/>
       </w:pPr>
     </w:p>
     <w:p>
       <w:pPr>
-        <w:spacing w:before="0" w:after="0" w:line="20" w:lineRule="exact"/>
+        <w:spacing w:before="0" w:after="0" w:line="50" w:lineRule="exact"/>
       </w:pPr>
     </w:p>
     <w:tbl>
@@ -2636,18 +2640,18 @@
                 <w:rFonts w:ascii="Avenir Next" w:hAnsi="Avenir Next" w:cs="Avenir Next" w:eastAsia="Avenir Next"/>
                 <w:b/>
                 <w:color w:val="1A1A1A"/>
+                <w:sz w:val="22"/>
+                <w:szCs w:val="20"/>
+              </w:rPr>
+              <w:t xml:space="preserve">6.</w:t>
+            </w:r>
+            <w:r>
+              <w:rPr>
+                <w:rFonts w:ascii="Avenir Next" w:hAnsi="Avenir Next" w:cs="Avenir Next" w:eastAsia="Avenir Next"/>
+                <w:color w:val="1A1A1A"/>
                 <w:sz w:val="20"/>
                 <w:szCs w:val="20"/>
               </w:rPr>
-              <w:t xml:space="preserve">6.</w:t>
-            </w:r>
-            <w:r>
-              <w:rPr>
-                <w:rFonts w:ascii="Avenir Next" w:hAnsi="Avenir Next" w:cs="Avenir Next" w:eastAsia="Avenir Next"/>
-                <w:color w:val="1A1A1A"/>
-                <w:sz w:val="20"/>
-                <w:szCs w:val="20"/>
-              </w:rPr>
               <w:tab/>
             </w:r>
             <w:r>
@@ -2655,7 +2659,7 @@
                 <w:rFonts w:ascii="Avenir Next" w:hAnsi="Avenir Next" w:cs="Avenir Next" w:eastAsia="Avenir Next"/>
                 <w:b/>
                 <w:color w:val="1A1A1A"/>
-                <w:sz w:val="20"/>
+                <w:sz w:val="22"/>
                 <w:szCs w:val="20"/>
               </w:rPr>
               <w:t xml:space="preserve">Filling Tank.  </w:t>
@@ -2664,7 +2668,7 @@
               <w:rPr>
                 <w:rFonts w:ascii="Avenir Next" w:hAnsi="Avenir Next" w:cs="Avenir Next" w:eastAsia="Avenir Next"/>
                 <w:color w:val="1A1A1A"/>
-                <w:sz w:val="20"/>
+                <w:sz w:val="22"/>
                 <w:szCs w:val="20"/>
               </w:rPr>
               <w:t xml:space="preserve">The expression 12 + 5</w:t>
@@ -2674,7 +2678,7 @@
                 <w:rFonts w:ascii="Avenir Next" w:hAnsi="Avenir Next" w:cs="Avenir Next" w:eastAsia="Avenir Next"/>
                 <w:i/>
                 <w:color w:val="1A1A1A"/>
-                <w:sz w:val="20"/>
+                <w:sz w:val="22"/>
                 <w:szCs w:val="20"/>
               </w:rPr>
               <w:t xml:space="preserve">h</w:t>
@@ -2683,7 +2687,7 @@
               <w:rPr>
                 <w:rFonts w:ascii="Avenir Next" w:hAnsi="Avenir Next" w:cs="Avenir Next" w:eastAsia="Avenir Next"/>
                 <w:color w:val="1A1A1A"/>
-                <w:sz w:val="20"/>
+                <w:sz w:val="22"/>
                 <w:szCs w:val="20"/>
               </w:rPr>
               <w:t xml:space="preserve"> gives the liters of water in a tank after </w:t>
@@ -2693,7 +2697,7 @@
                 <w:rFonts w:ascii="Avenir Next" w:hAnsi="Avenir Next" w:cs="Avenir Next" w:eastAsia="Avenir Next"/>
                 <w:i/>
                 <w:color w:val="1A1A1A"/>
-                <w:sz w:val="20"/>
+                <w:sz w:val="22"/>
                 <w:szCs w:val="20"/>
               </w:rPr>
               <w:t xml:space="preserve">h</w:t>
@@ -2702,7 +2706,7 @@
               <w:rPr>
                 <w:rFonts w:ascii="Avenir Next" w:hAnsi="Avenir Next" w:cs="Avenir Next" w:eastAsia="Avenir Next"/>
                 <w:color w:val="1A1A1A"/>
-                <w:sz w:val="20"/>
+                <w:sz w:val="22"/>
                 <w:szCs w:val="20"/>
               </w:rPr>
               <w:t xml:space="preserve"> hours.</w:t>
@@ -2719,7 +2723,7 @@
                 <w:rFonts w:ascii="Avenir Next" w:hAnsi="Avenir Next" w:cs="Avenir Next" w:eastAsia="Avenir Next"/>
                 <w:b/>
                 <w:color w:val="003A70"/>
-                <w:sz w:val="17"/>
+                <w:sz w:val="22"/>
                 <w:szCs w:val="17"/>
               </w:rPr>
               <w:t xml:space="preserve">Hint  </w:t>
@@ -2729,7 +2733,7 @@
                 <w:rFonts w:ascii="Avenir Next" w:hAnsi="Avenir Next" w:cs="Avenir Next" w:eastAsia="Avenir Next"/>
                 <w:i/>
                 <w:color w:val="5A5F66"/>
-                <w:sz w:val="17"/>
+                <w:sz w:val="22"/>
                 <w:szCs w:val="17"/>
               </w:rPr>
               <w:t xml:space="preserve">Substitute each value on its own.</w:t>
@@ -2749,10 +2753,47 @@
                 <w:rFonts w:ascii="Avenir Next" w:hAnsi="Avenir Next" w:cs="Avenir Next" w:eastAsia="Avenir Next"/>
                 <w:b/>
                 <w:color w:val="003A70"/>
+                <w:sz w:val="22"/>
+                <w:szCs w:val="20"/>
+              </w:rPr>
+              <w:t xml:space="preserve">a.</w:t>
+            </w:r>
+            <w:r>
+              <w:rPr>
+                <w:rFonts w:ascii="Avenir Next" w:hAnsi="Avenir Next" w:cs="Avenir Next" w:eastAsia="Avenir Next"/>
+                <w:color w:val="1A1A1A"/>
                 <w:sz w:val="20"/>
                 <w:szCs w:val="20"/>
               </w:rPr>
-              <w:t xml:space="preserve">a.</w:t>
+              <w:tab/>
+            </w:r>
+            <w:r>
+              <w:rPr>
+                <w:rFonts w:ascii="Avenir Next" w:hAnsi="Avenir Next" w:cs="Avenir Next" w:eastAsia="Avenir Next"/>
+                <w:color w:val="1A1A1A"/>
+                <w:sz w:val="22"/>
+                <w:szCs w:val="20"/>
+              </w:rPr>
+              <w:t xml:space="preserve">Liters when </w:t>
+            </w:r>
+            <w:r>
+              <w:rPr>
+                <w:rFonts w:ascii="Avenir Next" w:hAnsi="Avenir Next" w:cs="Avenir Next" w:eastAsia="Avenir Next"/>
+                <w:i/>
+                <w:color w:val="1A1A1A"/>
+                <w:sz w:val="22"/>
+                <w:szCs w:val="20"/>
+              </w:rPr>
+              <w:t xml:space="preserve">h</w:t>
+            </w:r>
+            <w:r>
+              <w:rPr>
+                <w:rFonts w:ascii="Avenir Next" w:hAnsi="Avenir Next" w:cs="Avenir Next" w:eastAsia="Avenir Next"/>
+                <w:color w:val="1A1A1A"/>
+                <w:sz w:val="22"/>
+                <w:szCs w:val="20"/>
+              </w:rPr>
+              <w:t xml:space="preserve"> = 3:</w:t>
             </w:r>
             <w:r>
               <w:rPr>
@@ -2761,7 +2802,7 @@
                 <w:sz w:val="20"/>
                 <w:szCs w:val="20"/>
               </w:rPr>
-              <w:tab/>
+              <w:t xml:space="preserve">  </w:t>
             </w:r>
             <w:r>
               <w:rPr>
@@ -2769,43 +2810,6 @@
                 <w:color w:val="1A1A1A"/>
                 <w:sz w:val="20"/>
                 <w:szCs w:val="20"/>
-              </w:rPr>
-              <w:t xml:space="preserve">Liters when </w:t>
-            </w:r>
-            <w:r>
-              <w:rPr>
-                <w:rFonts w:ascii="Avenir Next" w:hAnsi="Avenir Next" w:cs="Avenir Next" w:eastAsia="Avenir Next"/>
-                <w:i/>
-                <w:color w:val="1A1A1A"/>
-                <w:sz w:val="20"/>
-                <w:szCs w:val="20"/>
-              </w:rPr>
-              <w:t xml:space="preserve">h</w:t>
-            </w:r>
-            <w:r>
-              <w:rPr>
-                <w:rFonts w:ascii="Avenir Next" w:hAnsi="Avenir Next" w:cs="Avenir Next" w:eastAsia="Avenir Next"/>
-                <w:color w:val="1A1A1A"/>
-                <w:sz w:val="20"/>
-                <w:szCs w:val="20"/>
-              </w:rPr>
-              <w:t xml:space="preserve"> = 3:</w:t>
-            </w:r>
-            <w:r>
-              <w:rPr>
-                <w:rFonts w:ascii="Avenir Next" w:hAnsi="Avenir Next" w:cs="Avenir Next" w:eastAsia="Avenir Next"/>
-                <w:color w:val="1A1A1A"/>
-                <w:sz w:val="20"/>
-                <w:szCs w:val="20"/>
-              </w:rPr>
-              <w:t xml:space="preserve">  </w:t>
-            </w:r>
-            <w:r>
-              <w:rPr>
-                <w:rFonts w:ascii="Avenir Next" w:hAnsi="Avenir Next" w:cs="Avenir Next" w:eastAsia="Avenir Next"/>
-                <w:color w:val="1A1A1A"/>
-                <w:sz w:val="20"/>
-                <w:szCs w:val="20"/>
                 <w:u w:val="single"/>
               </w:rPr>
               <w:t xml:space="preserve">                </w:t>
@@ -2814,7 +2818,7 @@
               <w:rPr>
                 <w:rFonts w:ascii="Avenir Next" w:hAnsi="Avenir Next" w:cs="Avenir Next" w:eastAsia="Avenir Next"/>
                 <w:color w:val="1A1A1A"/>
-                <w:sz w:val="20"/>
+                <w:sz w:val="22"/>
                 <w:szCs w:val="20"/>
               </w:rPr>
               <w:t xml:space="preserve"> L</w:t>
@@ -2834,10 +2838,47 @@
                 <w:rFonts w:ascii="Avenir Next" w:hAnsi="Avenir Next" w:cs="Avenir Next" w:eastAsia="Avenir Next"/>
                 <w:b/>
                 <w:color w:val="003A70"/>
+                <w:sz w:val="22"/>
+                <w:szCs w:val="20"/>
+              </w:rPr>
+              <w:t xml:space="preserve">b.</w:t>
+            </w:r>
+            <w:r>
+              <w:rPr>
+                <w:rFonts w:ascii="Avenir Next" w:hAnsi="Avenir Next" w:cs="Avenir Next" w:eastAsia="Avenir Next"/>
+                <w:color w:val="1A1A1A"/>
                 <w:sz w:val="20"/>
                 <w:szCs w:val="20"/>
               </w:rPr>
-              <w:t xml:space="preserve">b.</w:t>
+              <w:tab/>
+            </w:r>
+            <w:r>
+              <w:rPr>
+                <w:rFonts w:ascii="Avenir Next" w:hAnsi="Avenir Next" w:cs="Avenir Next" w:eastAsia="Avenir Next"/>
+                <w:color w:val="1A1A1A"/>
+                <w:sz w:val="22"/>
+                <w:szCs w:val="20"/>
+              </w:rPr>
+              <w:t xml:space="preserve">Liters when </w:t>
+            </w:r>
+            <w:r>
+              <w:rPr>
+                <w:rFonts w:ascii="Avenir Next" w:hAnsi="Avenir Next" w:cs="Avenir Next" w:eastAsia="Avenir Next"/>
+                <w:i/>
+                <w:color w:val="1A1A1A"/>
+                <w:sz w:val="22"/>
+                <w:szCs w:val="20"/>
+              </w:rPr>
+              <w:t xml:space="preserve">h</w:t>
+            </w:r>
+            <w:r>
+              <w:rPr>
+                <w:rFonts w:ascii="Avenir Next" w:hAnsi="Avenir Next" w:cs="Avenir Next" w:eastAsia="Avenir Next"/>
+                <w:color w:val="1A1A1A"/>
+                <w:sz w:val="22"/>
+                <w:szCs w:val="20"/>
+              </w:rPr>
+              <w:t xml:space="preserve"> = 9:</w:t>
             </w:r>
             <w:r>
               <w:rPr>
@@ -2846,7 +2887,7 @@
                 <w:sz w:val="20"/>
                 <w:szCs w:val="20"/>
               </w:rPr>
-              <w:tab/>
+              <w:t xml:space="preserve">  </w:t>
             </w:r>
             <w:r>
               <w:rPr>
@@ -2854,43 +2895,6 @@
                 <w:color w:val="1A1A1A"/>
                 <w:sz w:val="20"/>
                 <w:szCs w:val="20"/>
-              </w:rPr>
-              <w:t xml:space="preserve">Liters when </w:t>
-            </w:r>
-            <w:r>
-              <w:rPr>
-                <w:rFonts w:ascii="Avenir Next" w:hAnsi="Avenir Next" w:cs="Avenir Next" w:eastAsia="Avenir Next"/>
-                <w:i/>
-                <w:color w:val="1A1A1A"/>
-                <w:sz w:val="20"/>
-                <w:szCs w:val="20"/>
-              </w:rPr>
-              <w:t xml:space="preserve">h</w:t>
-            </w:r>
-            <w:r>
-              <w:rPr>
-                <w:rFonts w:ascii="Avenir Next" w:hAnsi="Avenir Next" w:cs="Avenir Next" w:eastAsia="Avenir Next"/>
-                <w:color w:val="1A1A1A"/>
-                <w:sz w:val="20"/>
-                <w:szCs w:val="20"/>
-              </w:rPr>
-              <w:t xml:space="preserve"> = 9:</w:t>
-            </w:r>
-            <w:r>
-              <w:rPr>
-                <w:rFonts w:ascii="Avenir Next" w:hAnsi="Avenir Next" w:cs="Avenir Next" w:eastAsia="Avenir Next"/>
-                <w:color w:val="1A1A1A"/>
-                <w:sz w:val="20"/>
-                <w:szCs w:val="20"/>
-              </w:rPr>
-              <w:t xml:space="preserve">  </w:t>
-            </w:r>
-            <w:r>
-              <w:rPr>
-                <w:rFonts w:ascii="Avenir Next" w:hAnsi="Avenir Next" w:cs="Avenir Next" w:eastAsia="Avenir Next"/>
-                <w:color w:val="1A1A1A"/>
-                <w:sz w:val="20"/>
-                <w:szCs w:val="20"/>
                 <w:u w:val="single"/>
               </w:rPr>
               <w:t xml:space="preserve">                </w:t>
@@ -2899,7 +2903,7 @@
               <w:rPr>
                 <w:rFonts w:ascii="Avenir Next" w:hAnsi="Avenir Next" w:cs="Avenir Next" w:eastAsia="Avenir Next"/>
                 <w:color w:val="1A1A1A"/>
-                <w:sz w:val="20"/>
+                <w:sz w:val="22"/>
                 <w:szCs w:val="20"/>
               </w:rPr>
               <w:t xml:space="preserve"> L</w:t>
@@ -2919,10 +2923,47 @@
                 <w:rFonts w:ascii="Avenir Next" w:hAnsi="Avenir Next" w:cs="Avenir Next" w:eastAsia="Avenir Next"/>
                 <w:b/>
                 <w:color w:val="003A70"/>
+                <w:sz w:val="22"/>
+                <w:szCs w:val="20"/>
+              </w:rPr>
+              <w:t xml:space="preserve">c.</w:t>
+            </w:r>
+            <w:r>
+              <w:rPr>
+                <w:rFonts w:ascii="Avenir Next" w:hAnsi="Avenir Next" w:cs="Avenir Next" w:eastAsia="Avenir Next"/>
+                <w:color w:val="1A1A1A"/>
                 <w:sz w:val="20"/>
                 <w:szCs w:val="20"/>
               </w:rPr>
-              <w:t xml:space="preserve">c.</w:t>
+              <w:tab/>
+            </w:r>
+            <w:r>
+              <w:rPr>
+                <w:rFonts w:ascii="Avenir Next" w:hAnsi="Avenir Next" w:cs="Avenir Next" w:eastAsia="Avenir Next"/>
+                <w:color w:val="1A1A1A"/>
+                <w:sz w:val="22"/>
+                <w:szCs w:val="20"/>
+              </w:rPr>
+              <w:t xml:space="preserve">What happens as </w:t>
+            </w:r>
+            <w:r>
+              <w:rPr>
+                <w:rFonts w:ascii="Avenir Next" w:hAnsi="Avenir Next" w:cs="Avenir Next" w:eastAsia="Avenir Next"/>
+                <w:i/>
+                <w:color w:val="1A1A1A"/>
+                <w:sz w:val="22"/>
+                <w:szCs w:val="20"/>
+              </w:rPr>
+              <w:t xml:space="preserve">h</w:t>
+            </w:r>
+            <w:r>
+              <w:rPr>
+                <w:rFonts w:ascii="Avenir Next" w:hAnsi="Avenir Next" w:cs="Avenir Next" w:eastAsia="Avenir Next"/>
+                <w:color w:val="1A1A1A"/>
+                <w:sz w:val="22"/>
+                <w:szCs w:val="20"/>
+              </w:rPr>
+              <w:t xml:space="preserve"> grows?</w:t>
             </w:r>
             <w:r>
               <w:rPr>
@@ -2931,7 +2972,7 @@
                 <w:sz w:val="20"/>
                 <w:szCs w:val="20"/>
               </w:rPr>
-              <w:tab/>
+              <w:t xml:space="preserve">  </w:t>
             </w:r>
             <w:r>
               <w:rPr>
@@ -2939,43 +2980,6 @@
                 <w:color w:val="1A1A1A"/>
                 <w:sz w:val="20"/>
                 <w:szCs w:val="20"/>
-              </w:rPr>
-              <w:t xml:space="preserve">What happens as </w:t>
-            </w:r>
-            <w:r>
-              <w:rPr>
-                <w:rFonts w:ascii="Avenir Next" w:hAnsi="Avenir Next" w:cs="Avenir Next" w:eastAsia="Avenir Next"/>
-                <w:i/>
-                <w:color w:val="1A1A1A"/>
-                <w:sz w:val="20"/>
-                <w:szCs w:val="20"/>
-              </w:rPr>
-              <w:t xml:space="preserve">h</w:t>
-            </w:r>
-            <w:r>
-              <w:rPr>
-                <w:rFonts w:ascii="Avenir Next" w:hAnsi="Avenir Next" w:cs="Avenir Next" w:eastAsia="Avenir Next"/>
-                <w:color w:val="1A1A1A"/>
-                <w:sz w:val="20"/>
-                <w:szCs w:val="20"/>
-              </w:rPr>
-              <w:t xml:space="preserve"> grows?</w:t>
-            </w:r>
-            <w:r>
-              <w:rPr>
-                <w:rFonts w:ascii="Avenir Next" w:hAnsi="Avenir Next" w:cs="Avenir Next" w:eastAsia="Avenir Next"/>
-                <w:color w:val="1A1A1A"/>
-                <w:sz w:val="20"/>
-                <w:szCs w:val="20"/>
-              </w:rPr>
-              <w:t xml:space="preserve">  </w:t>
-            </w:r>
-            <w:r>
-              <w:rPr>
-                <w:rFonts w:ascii="Avenir Next" w:hAnsi="Avenir Next" w:cs="Avenir Next" w:eastAsia="Avenir Next"/>
-                <w:color w:val="1A1A1A"/>
-                <w:sz w:val="20"/>
-                <w:szCs w:val="20"/>
                 <w:u w:val="single"/>
               </w:rPr>
               <w:t xml:space="preserve">                      </w:t>
@@ -2983,7 +2987,7 @@
           </w:p>
           <w:p>
             <w:pPr>
-              <w:spacing w:before="0" w:after="0" w:line="60" w:lineRule="auto"/>
+              <w:spacing w:before="0" w:after="0" w:line="50" w:lineRule="exact"/>
             </w:pPr>
           </w:p>
           <w:tbl>
@@ -3041,7 +3045,7 @@
           </w:tbl>
           <w:p>
             <w:pPr>
-              <w:spacing w:before="0" w:after="0" w:line="24" w:lineRule="auto"/>
+              <w:spacing w:before="0" w:after="0" w:line="50" w:lineRule="exact"/>
             </w:pPr>
           </w:p>
         </w:tc>
@@ -3049,12 +3053,12 @@
     </w:tbl>
     <w:p>
       <w:pPr>
-        <w:spacing w:before="0" w:after="0" w:line="20" w:lineRule="exact"/>
+        <w:spacing w:before="0" w:after="0" w:line="50" w:lineRule="exact"/>
       </w:pPr>
     </w:p>
     <w:p>
       <w:pPr>
-        <w:spacing w:before="0" w:after="0" w:line="20" w:lineRule="exact"/>
+        <w:spacing w:before="0" w:after="0" w:line="50" w:lineRule="exact"/>
       </w:pPr>
     </w:p>
     <w:tbl>
@@ -3104,18 +3108,18 @@
                 <w:rFonts w:ascii="Avenir Next" w:hAnsi="Avenir Next" w:cs="Avenir Next" w:eastAsia="Avenir Next"/>
                 <w:b/>
                 <w:color w:val="1A1A1A"/>
+                <w:sz w:val="22"/>
+                <w:szCs w:val="20"/>
+              </w:rPr>
+              <w:t xml:space="preserve">7.</w:t>
+            </w:r>
+            <w:r>
+              <w:rPr>
+                <w:rFonts w:ascii="Avenir Next" w:hAnsi="Avenir Next" w:cs="Avenir Next" w:eastAsia="Avenir Next"/>
+                <w:color w:val="1A1A1A"/>
                 <w:sz w:val="20"/>
                 <w:szCs w:val="20"/>
               </w:rPr>
-              <w:t xml:space="preserve">7.</w:t>
-            </w:r>
-            <w:r>
-              <w:rPr>
-                <w:rFonts w:ascii="Avenir Next" w:hAnsi="Avenir Next" w:cs="Avenir Next" w:eastAsia="Avenir Next"/>
-                <w:color w:val="1A1A1A"/>
-                <w:sz w:val="20"/>
-                <w:szCs w:val="20"/>
-              </w:rPr>
               <w:tab/>
             </w:r>
             <w:r>
@@ -3123,7 +3127,7 @@
                 <w:rFonts w:ascii="Avenir Next" w:hAnsi="Avenir Next" w:cs="Avenir Next" w:eastAsia="Avenir Next"/>
                 <w:b/>
                 <w:color w:val="1A1A1A"/>
-                <w:sz w:val="20"/>
+                <w:sz w:val="22"/>
                 <w:szCs w:val="20"/>
               </w:rPr>
               <w:t xml:space="preserve">Team Points.  </w:t>
@@ -3132,7 +3136,7 @@
               <w:rPr>
                 <w:rFonts w:ascii="Avenir Next" w:hAnsi="Avenir Next" w:cs="Avenir Next" w:eastAsia="Avenir Next"/>
                 <w:color w:val="1A1A1A"/>
-                <w:sz w:val="20"/>
+                <w:sz w:val="22"/>
                 <w:szCs w:val="20"/>
               </w:rPr>
               <w:t xml:space="preserve">A league uses 3</w:t>
@@ -3142,7 +3146,7 @@
                 <w:rFonts w:ascii="Avenir Next" w:hAnsi="Avenir Next" w:cs="Avenir Next" w:eastAsia="Avenir Next"/>
                 <w:i/>
                 <w:color w:val="1A1A1A"/>
-                <w:sz w:val="20"/>
+                <w:sz w:val="22"/>
                 <w:szCs w:val="20"/>
               </w:rPr>
               <w:t xml:space="preserve">w</w:t>
@@ -3151,7 +3155,7 @@
               <w:rPr>
                 <w:rFonts w:ascii="Avenir Next" w:hAnsi="Avenir Next" w:cs="Avenir Next" w:eastAsia="Avenir Next"/>
                 <w:color w:val="1A1A1A"/>
-                <w:sz w:val="20"/>
+                <w:sz w:val="22"/>
                 <w:szCs w:val="20"/>
               </w:rPr>
               <w:t xml:space="preserve"> + 2</w:t>
@@ -3161,7 +3165,7 @@
                 <w:rFonts w:ascii="Avenir Next" w:hAnsi="Avenir Next" w:cs="Avenir Next" w:eastAsia="Avenir Next"/>
                 <w:i/>
                 <w:color w:val="1A1A1A"/>
-                <w:sz w:val="20"/>
+                <w:sz w:val="22"/>
                 <w:szCs w:val="20"/>
               </w:rPr>
               <w:t xml:space="preserve">t</w:t>
@@ -3170,7 +3174,7 @@
               <w:rPr>
                 <w:rFonts w:ascii="Avenir Next" w:hAnsi="Avenir Next" w:cs="Avenir Next" w:eastAsia="Avenir Next"/>
                 <w:color w:val="1A1A1A"/>
-                <w:sz w:val="20"/>
+                <w:sz w:val="22"/>
                 <w:szCs w:val="20"/>
               </w:rPr>
               <w:t xml:space="preserve"> for points, where </w:t>
@@ -3180,7 +3184,7 @@
                 <w:rFonts w:ascii="Avenir Next" w:hAnsi="Avenir Next" w:cs="Avenir Next" w:eastAsia="Avenir Next"/>
                 <w:i/>
                 <w:color w:val="1A1A1A"/>
-                <w:sz w:val="20"/>
+                <w:sz w:val="22"/>
                 <w:szCs w:val="20"/>
               </w:rPr>
               <w:t xml:space="preserve">w</w:t>
@@ -3189,7 +3193,7 @@
               <w:rPr>
                 <w:rFonts w:ascii="Avenir Next" w:hAnsi="Avenir Next" w:cs="Avenir Next" w:eastAsia="Avenir Next"/>
                 <w:color w:val="1A1A1A"/>
-                <w:sz w:val="20"/>
+                <w:sz w:val="22"/>
                 <w:szCs w:val="20"/>
               </w:rPr>
               <w:t xml:space="preserve"> is wins and </w:t>
@@ -3199,7 +3203,7 @@
                 <w:rFonts w:ascii="Avenir Next" w:hAnsi="Avenir Next" w:cs="Avenir Next" w:eastAsia="Avenir Next"/>
                 <w:i/>
                 <w:color w:val="1A1A1A"/>
-                <w:sz w:val="20"/>
+                <w:sz w:val="22"/>
                 <w:szCs w:val="20"/>
               </w:rPr>
               <w:t xml:space="preserve">t</w:t>
@@ -3208,7 +3212,7 @@
               <w:rPr>
                 <w:rFonts w:ascii="Avenir Next" w:hAnsi="Avenir Next" w:cs="Avenir Next" w:eastAsia="Avenir Next"/>
                 <w:color w:val="1A1A1A"/>
-                <w:sz w:val="20"/>
+                <w:sz w:val="22"/>
                 <w:szCs w:val="20"/>
               </w:rPr>
               <w:t xml:space="preserve"> is ties.</w:t>
@@ -3225,7 +3229,7 @@
                 <w:rFonts w:ascii="Avenir Next" w:hAnsi="Avenir Next" w:cs="Avenir Next" w:eastAsia="Avenir Next"/>
                 <w:b/>
                 <w:color w:val="003A70"/>
-                <w:sz w:val="17"/>
+                <w:sz w:val="22"/>
                 <w:szCs w:val="17"/>
               </w:rPr>
               <w:t xml:space="preserve">Hint  </w:t>
@@ -3235,7 +3239,7 @@
                 <w:rFonts w:ascii="Avenir Next" w:hAnsi="Avenir Next" w:cs="Avenir Next" w:eastAsia="Avenir Next"/>
                 <w:i/>
                 <w:color w:val="5A5F66"/>
-                <w:sz w:val="17"/>
+                <w:sz w:val="22"/>
                 <w:szCs w:val="17"/>
               </w:rPr>
               <w:t xml:space="preserve">Substitute both values, then add the products.</w:t>
@@ -3255,10 +3259,28 @@
                 <w:rFonts w:ascii="Avenir Next" w:hAnsi="Avenir Next" w:cs="Avenir Next" w:eastAsia="Avenir Next"/>
                 <w:b/>
                 <w:color w:val="003A70"/>
+                <w:sz w:val="22"/>
+                <w:szCs w:val="20"/>
+              </w:rPr>
+              <w:t xml:space="preserve">a.</w:t>
+            </w:r>
+            <w:r>
+              <w:rPr>
+                <w:rFonts w:ascii="Avenir Next" w:hAnsi="Avenir Next" w:cs="Avenir Next" w:eastAsia="Avenir Next"/>
+                <w:color w:val="1A1A1A"/>
                 <w:sz w:val="20"/>
                 <w:szCs w:val="20"/>
               </w:rPr>
-              <w:t xml:space="preserve">a.</w:t>
+              <w:tab/>
+            </w:r>
+            <w:r>
+              <w:rPr>
+                <w:rFonts w:ascii="Avenir Next" w:hAnsi="Avenir Next" w:cs="Avenir Next" w:eastAsia="Avenir Next"/>
+                <w:color w:val="1A1A1A"/>
+                <w:sz w:val="22"/>
+                <w:szCs w:val="20"/>
+              </w:rPr>
+              <w:t xml:space="preserve">Points for 6 wins and 2 ties:</w:t>
             </w:r>
             <w:r>
               <w:rPr>
@@ -3267,7 +3289,7 @@
                 <w:sz w:val="20"/>
                 <w:szCs w:val="20"/>
               </w:rPr>
-              <w:tab/>
+              <w:t xml:space="preserve">  </w:t>
             </w:r>
             <w:r>
               <w:rPr>
@@ -3275,24 +3297,6 @@
                 <w:color w:val="1A1A1A"/>
                 <w:sz w:val="20"/>
                 <w:szCs w:val="20"/>
-              </w:rPr>
-              <w:t xml:space="preserve">Points for 6 wins and 2 ties:</w:t>
-            </w:r>
-            <w:r>
-              <w:rPr>
-                <w:rFonts w:ascii="Avenir Next" w:hAnsi="Avenir Next" w:cs="Avenir Next" w:eastAsia="Avenir Next"/>
-                <w:color w:val="1A1A1A"/>
-                <w:sz w:val="20"/>
-                <w:szCs w:val="20"/>
-              </w:rPr>
-              <w:t xml:space="preserve">  </w:t>
-            </w:r>
-            <w:r>
-              <w:rPr>
-                <w:rFonts w:ascii="Avenir Next" w:hAnsi="Avenir Next" w:cs="Avenir Next" w:eastAsia="Avenir Next"/>
-                <w:color w:val="1A1A1A"/>
-                <w:sz w:val="20"/>
-                <w:szCs w:val="20"/>
                 <w:u w:val="single"/>
               </w:rPr>
               <w:t xml:space="preserve">                </w:t>
@@ -3301,7 +3305,7 @@
               <w:rPr>
                 <w:rFonts w:ascii="Avenir Next" w:hAnsi="Avenir Next" w:cs="Avenir Next" w:eastAsia="Avenir Next"/>
                 <w:color w:val="1A1A1A"/>
-                <w:sz w:val="20"/>
+                <w:sz w:val="22"/>
                 <w:szCs w:val="20"/>
               </w:rPr>
               <w:t xml:space="preserve"> points</w:t>
@@ -3321,10 +3325,28 @@
                 <w:rFonts w:ascii="Avenir Next" w:hAnsi="Avenir Next" w:cs="Avenir Next" w:eastAsia="Avenir Next"/>
                 <w:b/>
                 <w:color w:val="003A70"/>
+                <w:sz w:val="22"/>
+                <w:szCs w:val="20"/>
+              </w:rPr>
+              <w:t xml:space="preserve">b.</w:t>
+            </w:r>
+            <w:r>
+              <w:rPr>
+                <w:rFonts w:ascii="Avenir Next" w:hAnsi="Avenir Next" w:cs="Avenir Next" w:eastAsia="Avenir Next"/>
+                <w:color w:val="1A1A1A"/>
                 <w:sz w:val="20"/>
                 <w:szCs w:val="20"/>
               </w:rPr>
-              <w:t xml:space="preserve">b.</w:t>
+              <w:tab/>
+            </w:r>
+            <w:r>
+              <w:rPr>
+                <w:rFonts w:ascii="Avenir Next" w:hAnsi="Avenir Next" w:cs="Avenir Next" w:eastAsia="Avenir Next"/>
+                <w:color w:val="1A1A1A"/>
+                <w:sz w:val="22"/>
+                <w:szCs w:val="20"/>
+              </w:rPr>
+              <w:t xml:space="preserve">Points for 7 wins and 0 ties:</w:t>
             </w:r>
             <w:r>
               <w:rPr>
@@ -3333,7 +3355,7 @@
                 <w:sz w:val="20"/>
                 <w:szCs w:val="20"/>
               </w:rPr>
-              <w:tab/>
+              <w:t xml:space="preserve">  </w:t>
             </w:r>
             <w:r>
               <w:rPr>
@@ -3341,24 +3363,6 @@
                 <w:color w:val="1A1A1A"/>
                 <w:sz w:val="20"/>
                 <w:szCs w:val="20"/>
-              </w:rPr>
-              <w:t xml:space="preserve">Points for 7 wins and 0 ties:</w:t>
-            </w:r>
-            <w:r>
-              <w:rPr>
-                <w:rFonts w:ascii="Avenir Next" w:hAnsi="Avenir Next" w:cs="Avenir Next" w:eastAsia="Avenir Next"/>
-                <w:color w:val="1A1A1A"/>
-                <w:sz w:val="20"/>
-                <w:szCs w:val="20"/>
-              </w:rPr>
-              <w:t xml:space="preserve">  </w:t>
-            </w:r>
-            <w:r>
-              <w:rPr>
-                <w:rFonts w:ascii="Avenir Next" w:hAnsi="Avenir Next" w:cs="Avenir Next" w:eastAsia="Avenir Next"/>
-                <w:color w:val="1A1A1A"/>
-                <w:sz w:val="20"/>
-                <w:szCs w:val="20"/>
                 <w:u w:val="single"/>
               </w:rPr>
               <w:t xml:space="preserve">                </w:t>
@@ -3367,7 +3371,7 @@
               <w:rPr>
                 <w:rFonts w:ascii="Avenir Next" w:hAnsi="Avenir Next" w:cs="Avenir Next" w:eastAsia="Avenir Next"/>
                 <w:color w:val="1A1A1A"/>
-                <w:sz w:val="20"/>
+                <w:sz w:val="22"/>
                 <w:szCs w:val="20"/>
               </w:rPr>
               <w:t xml:space="preserve"> points</w:t>
@@ -3375,7 +3379,7 @@
           </w:p>
           <w:p>
             <w:pPr>
-              <w:spacing w:before="0" w:after="0" w:line="60" w:lineRule="auto"/>
+              <w:spacing w:before="0" w:after="0" w:line="50" w:lineRule="exact"/>
             </w:pPr>
           </w:p>
           <w:tbl>
@@ -3433,7 +3437,7 @@
           </w:tbl>
           <w:p>
             <w:pPr>
-              <w:spacing w:before="0" w:after="0" w:line="24" w:lineRule="auto"/>
+              <w:spacing w:before="0" w:after="0" w:line="50" w:lineRule="exact"/>
             </w:pPr>
           </w:p>
         </w:tc>
@@ -3441,12 +3445,12 @@
     </w:tbl>
     <w:p>
       <w:pPr>
-        <w:spacing w:before="0" w:after="0" w:line="20" w:lineRule="exact"/>
+        <w:spacing w:before="0" w:after="0" w:line="50" w:lineRule="exact"/>
       </w:pPr>
     </w:p>
     <w:p>
       <w:pPr>
-        <w:spacing w:before="0" w:after="0" w:line="20" w:lineRule="exact"/>
+        <w:spacing w:before="0" w:after="0" w:line="50" w:lineRule="exact"/>
       </w:pPr>
     </w:p>
     <w:tbl>
@@ -3496,18 +3500,18 @@
                 <w:rFonts w:ascii="Avenir Next" w:hAnsi="Avenir Next" w:cs="Avenir Next" w:eastAsia="Avenir Next"/>
                 <w:b/>
                 <w:color w:val="1A1A1A"/>
+                <w:sz w:val="22"/>
+                <w:szCs w:val="20"/>
+              </w:rPr>
+              <w:t xml:space="preserve">8.</w:t>
+            </w:r>
+            <w:r>
+              <w:rPr>
+                <w:rFonts w:ascii="Avenir Next" w:hAnsi="Avenir Next" w:cs="Avenir Next" w:eastAsia="Avenir Next"/>
+                <w:color w:val="1A1A1A"/>
                 <w:sz w:val="20"/>
                 <w:szCs w:val="20"/>
               </w:rPr>
-              <w:t xml:space="preserve">8.</w:t>
-            </w:r>
-            <w:r>
-              <w:rPr>
-                <w:rFonts w:ascii="Avenir Next" w:hAnsi="Avenir Next" w:cs="Avenir Next" w:eastAsia="Avenir Next"/>
-                <w:color w:val="1A1A1A"/>
-                <w:sz w:val="20"/>
-                <w:szCs w:val="20"/>
-              </w:rPr>
               <w:tab/>
             </w:r>
             <w:r>
@@ -3515,7 +3519,7 @@
                 <w:rFonts w:ascii="Avenir Next" w:hAnsi="Avenir Next" w:cs="Avenir Next" w:eastAsia="Avenir Next"/>
                 <w:b/>
                 <w:color w:val="1A1A1A"/>
-                <w:sz w:val="20"/>
+                <w:sz w:val="22"/>
                 <w:szCs w:val="20"/>
               </w:rPr>
               <w:t xml:space="preserve">Phone Plan.  </w:t>
@@ -3524,7 +3528,7 @@
               <w:rPr>
                 <w:rFonts w:ascii="Avenir Next" w:hAnsi="Avenir Next" w:cs="Avenir Next" w:eastAsia="Avenir Next"/>
                 <w:color w:val="1A1A1A"/>
-                <w:sz w:val="20"/>
+                <w:sz w:val="22"/>
                 <w:szCs w:val="20"/>
               </w:rPr>
               <w:t xml:space="preserve">A plan costs 12</w:t>
@@ -3534,7 +3538,7 @@
                 <w:rFonts w:ascii="Avenir Next" w:hAnsi="Avenir Next" w:cs="Avenir Next" w:eastAsia="Avenir Next"/>
                 <w:i/>
                 <w:color w:val="1A1A1A"/>
-                <w:sz w:val="20"/>
+                <w:sz w:val="22"/>
                 <w:szCs w:val="20"/>
               </w:rPr>
               <w:t xml:space="preserve">g</w:t>
@@ -3543,7 +3547,7 @@
               <w:rPr>
                 <w:rFonts w:ascii="Avenir Next" w:hAnsi="Avenir Next" w:cs="Avenir Next" w:eastAsia="Avenir Next"/>
                 <w:color w:val="1A1A1A"/>
-                <w:sz w:val="20"/>
+                <w:sz w:val="22"/>
                 <w:szCs w:val="20"/>
               </w:rPr>
               <w:t xml:space="preserve"> + 20 dollars, where </w:t>
@@ -3553,7 +3557,7 @@
                 <w:rFonts w:ascii="Avenir Next" w:hAnsi="Avenir Next" w:cs="Avenir Next" w:eastAsia="Avenir Next"/>
                 <w:i/>
                 <w:color w:val="1A1A1A"/>
-                <w:sz w:val="20"/>
+                <w:sz w:val="22"/>
                 <w:szCs w:val="20"/>
               </w:rPr>
               <w:t xml:space="preserve">g</w:t>
@@ -3562,7 +3566,7 @@
               <w:rPr>
                 <w:rFonts w:ascii="Avenir Next" w:hAnsi="Avenir Next" w:cs="Avenir Next" w:eastAsia="Avenir Next"/>
                 <w:color w:val="1A1A1A"/>
-                <w:sz w:val="20"/>
+                <w:sz w:val="22"/>
                 <w:szCs w:val="20"/>
               </w:rPr>
               <w:t xml:space="preserve"> is the number of gigabytes used.</w:t>
@@ -3582,10 +3586,28 @@
                 <w:rFonts w:ascii="Avenir Next" w:hAnsi="Avenir Next" w:cs="Avenir Next" w:eastAsia="Avenir Next"/>
                 <w:b/>
                 <w:color w:val="003A70"/>
+                <w:sz w:val="22"/>
+                <w:szCs w:val="20"/>
+              </w:rPr>
+              <w:t xml:space="preserve">a.</w:t>
+            </w:r>
+            <w:r>
+              <w:rPr>
+                <w:rFonts w:ascii="Avenir Next" w:hAnsi="Avenir Next" w:cs="Avenir Next" w:eastAsia="Avenir Next"/>
+                <w:color w:val="1A1A1A"/>
                 <w:sz w:val="20"/>
                 <w:szCs w:val="20"/>
               </w:rPr>
-              <w:t xml:space="preserve">a.</w:t>
+              <w:tab/>
+            </w:r>
+            <w:r>
+              <w:rPr>
+                <w:rFonts w:ascii="Avenir Next" w:hAnsi="Avenir Next" w:cs="Avenir Next" w:eastAsia="Avenir Next"/>
+                <w:color w:val="1A1A1A"/>
+                <w:sz w:val="22"/>
+                <w:szCs w:val="20"/>
+              </w:rPr>
+              <w:t xml:space="preserve">Cost for 4 gigabytes:</w:t>
             </w:r>
             <w:r>
               <w:rPr>
@@ -3594,7 +3616,7 @@
                 <w:sz w:val="20"/>
                 <w:szCs w:val="20"/>
               </w:rPr>
-              <w:tab/>
+              <w:t xml:space="preserve">  </w:t>
             </w:r>
             <w:r>
               <w:rPr>
@@ -3602,24 +3624,6 @@
                 <w:color w:val="1A1A1A"/>
                 <w:sz w:val="20"/>
                 <w:szCs w:val="20"/>
-              </w:rPr>
-              <w:t xml:space="preserve">Cost for 4 gigabytes:</w:t>
-            </w:r>
-            <w:r>
-              <w:rPr>
-                <w:rFonts w:ascii="Avenir Next" w:hAnsi="Avenir Next" w:cs="Avenir Next" w:eastAsia="Avenir Next"/>
-                <w:color w:val="1A1A1A"/>
-                <w:sz w:val="20"/>
-                <w:szCs w:val="20"/>
-              </w:rPr>
-              <w:t xml:space="preserve">  </w:t>
-            </w:r>
-            <w:r>
-              <w:rPr>
-                <w:rFonts w:ascii="Avenir Next" w:hAnsi="Avenir Next" w:cs="Avenir Next" w:eastAsia="Avenir Next"/>
-                <w:color w:val="1A1A1A"/>
-                <w:sz w:val="20"/>
-                <w:szCs w:val="20"/>
                 <w:u w:val="single"/>
               </w:rPr>
               <w:t xml:space="preserve">                </w:t>
@@ -3628,7 +3632,7 @@
               <w:rPr>
                 <w:rFonts w:ascii="Avenir Next" w:hAnsi="Avenir Next" w:cs="Avenir Next" w:eastAsia="Avenir Next"/>
                 <w:color w:val="1A1A1A"/>
-                <w:sz w:val="20"/>
+                <w:sz w:val="22"/>
                 <w:szCs w:val="20"/>
               </w:rPr>
               <w:t xml:space="preserve"> dollars</w:t>
@@ -3648,10 +3652,28 @@
                 <w:rFonts w:ascii="Avenir Next" w:hAnsi="Avenir Next" w:cs="Avenir Next" w:eastAsia="Avenir Next"/>
                 <w:b/>
                 <w:color w:val="003A70"/>
+                <w:sz w:val="22"/>
+                <w:szCs w:val="20"/>
+              </w:rPr>
+              <w:t xml:space="preserve">b.</w:t>
+            </w:r>
+            <w:r>
+              <w:rPr>
+                <w:rFonts w:ascii="Avenir Next" w:hAnsi="Avenir Next" w:cs="Avenir Next" w:eastAsia="Avenir Next"/>
+                <w:color w:val="1A1A1A"/>
                 <w:sz w:val="20"/>
                 <w:szCs w:val="20"/>
               </w:rPr>
-              <w:t xml:space="preserve">b.</w:t>
+              <w:tab/>
+            </w:r>
+            <w:r>
+              <w:rPr>
+                <w:rFonts w:ascii="Avenir Next" w:hAnsi="Avenir Next" w:cs="Avenir Next" w:eastAsia="Avenir Next"/>
+                <w:color w:val="1A1A1A"/>
+                <w:sz w:val="22"/>
+                <w:szCs w:val="20"/>
+              </w:rPr>
+              <w:t xml:space="preserve">Cost for 8 gigabytes:</w:t>
             </w:r>
             <w:r>
               <w:rPr>
@@ -3660,7 +3682,7 @@
                 <w:sz w:val="20"/>
                 <w:szCs w:val="20"/>
               </w:rPr>
-              <w:tab/>
+              <w:t xml:space="preserve">  </w:t>
             </w:r>
             <w:r>
               <w:rPr>
@@ -3668,24 +3690,6 @@
                 <w:color w:val="1A1A1A"/>
                 <w:sz w:val="20"/>
                 <w:szCs w:val="20"/>
-              </w:rPr>
-              <w:t xml:space="preserve">Cost for 8 gigabytes:</w:t>
-            </w:r>
-            <w:r>
-              <w:rPr>
-                <w:rFonts w:ascii="Avenir Next" w:hAnsi="Avenir Next" w:cs="Avenir Next" w:eastAsia="Avenir Next"/>
-                <w:color w:val="1A1A1A"/>
-                <w:sz w:val="20"/>
-                <w:szCs w:val="20"/>
-              </w:rPr>
-              <w:t xml:space="preserve">  </w:t>
-            </w:r>
-            <w:r>
-              <w:rPr>
-                <w:rFonts w:ascii="Avenir Next" w:hAnsi="Avenir Next" w:cs="Avenir Next" w:eastAsia="Avenir Next"/>
-                <w:color w:val="1A1A1A"/>
-                <w:sz w:val="20"/>
-                <w:szCs w:val="20"/>
                 <w:u w:val="single"/>
               </w:rPr>
               <w:t xml:space="preserve">                </w:t>
@@ -3694,7 +3698,7 @@
               <w:rPr>
                 <w:rFonts w:ascii="Avenir Next" w:hAnsi="Avenir Next" w:cs="Avenir Next" w:eastAsia="Avenir Next"/>
                 <w:color w:val="1A1A1A"/>
-                <w:sz w:val="20"/>
+                <w:sz w:val="22"/>
                 <w:szCs w:val="20"/>
               </w:rPr>
               <w:t xml:space="preserve"> dollars</w:t>
@@ -3714,25 +3718,25 @@
                 <w:rFonts w:ascii="Avenir Next" w:hAnsi="Avenir Next" w:cs="Avenir Next" w:eastAsia="Avenir Next"/>
                 <w:b/>
                 <w:color w:val="003A70"/>
+                <w:sz w:val="22"/>
+                <w:szCs w:val="20"/>
+              </w:rPr>
+              <w:t xml:space="preserve">c.</w:t>
+            </w:r>
+            <w:r>
+              <w:rPr>
+                <w:rFonts w:ascii="Avenir Next" w:hAnsi="Avenir Next" w:cs="Avenir Next" w:eastAsia="Avenir Next"/>
+                <w:color w:val="1A1A1A"/>
                 <w:sz w:val="20"/>
                 <w:szCs w:val="20"/>
               </w:rPr>
-              <w:t xml:space="preserve">c.</w:t>
-            </w:r>
-            <w:r>
-              <w:rPr>
-                <w:rFonts w:ascii="Avenir Next" w:hAnsi="Avenir Next" w:cs="Avenir Next" w:eastAsia="Avenir Next"/>
-                <w:color w:val="1A1A1A"/>
-                <w:sz w:val="20"/>
-                <w:szCs w:val="20"/>
-              </w:rPr>
               <w:tab/>
             </w:r>
             <w:r>
               <w:rPr>
                 <w:rFonts w:ascii="Avenir Next" w:hAnsi="Avenir Next" w:cs="Avenir Next" w:eastAsia="Avenir Next"/>
                 <w:color w:val="1A1A1A"/>
-                <w:sz w:val="20"/>
+                <w:sz w:val="22"/>
                 <w:szCs w:val="20"/>
               </w:rPr>
               <w:t xml:space="preserve">The gigabytes doubled. Why didn’t the cost double?</w:t>
@@ -3762,11 +3766,12 @@
     </w:tbl>
     <w:p>
       <w:pPr>
-        <w:spacing w:before="0" w:after="0" w:line="20" w:lineRule="exact"/>
+        <w:spacing w:before="0" w:after="0" w:line="50" w:lineRule="exact"/>
       </w:pPr>
     </w:p>
     <w:p>
       <w:pPr>
+        <w:pStyle w:val="Heading2"/>
         <w:keepNext/>
         <w:pBdr>
           <w:bottom w:val="single" w:sz="8" w:space="3" w:color="003A70"/>
@@ -3782,7 +3787,7 @@
           <w:b/>
           <w:color w:val="003A70"/>
           <w:spacing w:val="14"/>
-          <w:sz w:val="19"/>
+          <w:sz w:val="22"/>
           <w:szCs w:val="19"/>
         </w:rPr>
         <w:t xml:space="preserve">FIND THE ERROR</w:t>
@@ -3801,7 +3806,7 @@
           <w:rFonts w:ascii="Avenir Next" w:hAnsi="Avenir Next" w:cs="Avenir Next" w:eastAsia="Avenir Next"/>
           <w:i/>
           <w:color w:val="5A5F66"/>
-          <w:sz w:val="17"/>
+          <w:sz w:val="22"/>
           <w:szCs w:val="17"/>
         </w:rPr>
         <w:t xml:space="preserve">explain the mistake, then fix it</w:t>
@@ -3809,7 +3814,7 @@
     </w:p>
     <w:p>
       <w:pPr>
-        <w:spacing w:before="0" w:after="0" w:line="20" w:lineRule="exact"/>
+        <w:spacing w:before="0" w:after="0" w:line="50" w:lineRule="exact"/>
       </w:pPr>
     </w:p>
     <w:tbl>
@@ -3859,18 +3864,18 @@
                 <w:rFonts w:ascii="Avenir Next" w:hAnsi="Avenir Next" w:cs="Avenir Next" w:eastAsia="Avenir Next"/>
                 <w:b/>
                 <w:color w:val="1A1A1A"/>
+                <w:sz w:val="22"/>
+                <w:szCs w:val="20"/>
+              </w:rPr>
+              <w:t xml:space="preserve">9.</w:t>
+            </w:r>
+            <w:r>
+              <w:rPr>
+                <w:rFonts w:ascii="Avenir Next" w:hAnsi="Avenir Next" w:cs="Avenir Next" w:eastAsia="Avenir Next"/>
+                <w:color w:val="1A1A1A"/>
                 <w:sz w:val="20"/>
                 <w:szCs w:val="20"/>
               </w:rPr>
-              <w:t xml:space="preserve">9.</w:t>
-            </w:r>
-            <w:r>
-              <w:rPr>
-                <w:rFonts w:ascii="Avenir Next" w:hAnsi="Avenir Next" w:cs="Avenir Next" w:eastAsia="Avenir Next"/>
-                <w:color w:val="1A1A1A"/>
-                <w:sz w:val="20"/>
-                <w:szCs w:val="20"/>
-              </w:rPr>
               <w:tab/>
             </w:r>
             <w:r>
@@ -3878,7 +3883,7 @@
                 <w:rFonts w:ascii="Avenir Next" w:hAnsi="Avenir Next" w:cs="Avenir Next" w:eastAsia="Avenir Next"/>
                 <w:b/>
                 <w:color w:val="1A1A1A"/>
-                <w:sz w:val="20"/>
+                <w:sz w:val="22"/>
                 <w:szCs w:val="20"/>
               </w:rPr>
               <w:t xml:space="preserve">Eli’s Work.  </w:t>
@@ -3887,7 +3892,7 @@
               <w:rPr>
                 <w:rFonts w:ascii="Avenir Next" w:hAnsi="Avenir Next" w:cs="Avenir Next" w:eastAsia="Avenir Next"/>
                 <w:color w:val="1A1A1A"/>
-                <w:sz w:val="20"/>
+                <w:sz w:val="22"/>
                 <w:szCs w:val="20"/>
               </w:rPr>
               <w:t xml:space="preserve">Eli wrote “12 less than a number </w:t>
@@ -3897,7 +3902,7 @@
                 <w:rFonts w:ascii="Avenir Next" w:hAnsi="Avenir Next" w:cs="Avenir Next" w:eastAsia="Avenir Next"/>
                 <w:i/>
                 <w:color w:val="1A1A1A"/>
-                <w:sz w:val="20"/>
+                <w:sz w:val="22"/>
                 <w:szCs w:val="20"/>
               </w:rPr>
               <w:t xml:space="preserve">y</w:t>
@@ -3906,7 +3911,7 @@
               <w:rPr>
                 <w:rFonts w:ascii="Avenir Next" w:hAnsi="Avenir Next" w:cs="Avenir Next" w:eastAsia="Avenir Next"/>
                 <w:color w:val="1A1A1A"/>
-                <w:sz w:val="20"/>
+                <w:sz w:val="22"/>
                 <w:szCs w:val="20"/>
               </w:rPr>
               <w:t xml:space="preserve">” as 12 − </w:t>
@@ -3916,7 +3921,7 @@
                 <w:rFonts w:ascii="Avenir Next" w:hAnsi="Avenir Next" w:cs="Avenir Next" w:eastAsia="Avenir Next"/>
                 <w:i/>
                 <w:color w:val="1A1A1A"/>
-                <w:sz w:val="20"/>
+                <w:sz w:val="22"/>
                 <w:szCs w:val="20"/>
               </w:rPr>
               <w:t xml:space="preserve">y</w:t>
@@ -3925,7 +3930,7 @@
               <w:rPr>
                 <w:rFonts w:ascii="Avenir Next" w:hAnsi="Avenir Next" w:cs="Avenir Next" w:eastAsia="Avenir Next"/>
                 <w:color w:val="1A1A1A"/>
-                <w:sz w:val="20"/>
+                <w:sz w:val="22"/>
                 <w:szCs w:val="20"/>
               </w:rPr>
               <w:t xml:space="preserve">. Explain his mistake. Then write the correct expression and evaluate it when </w:t>
@@ -3935,7 +3940,7 @@
                 <w:rFonts w:ascii="Avenir Next" w:hAnsi="Avenir Next" w:cs="Avenir Next" w:eastAsia="Avenir Next"/>
                 <w:i/>
                 <w:color w:val="1A1A1A"/>
-                <w:sz w:val="20"/>
+                <w:sz w:val="22"/>
                 <w:szCs w:val="20"/>
               </w:rPr>
               <w:t xml:space="preserve">y</w:t>
@@ -3944,7 +3949,7 @@
               <w:rPr>
                 <w:rFonts w:ascii="Avenir Next" w:hAnsi="Avenir Next" w:cs="Avenir Next" w:eastAsia="Avenir Next"/>
                 <w:color w:val="1A1A1A"/>
-                <w:sz w:val="20"/>
+                <w:sz w:val="22"/>
                 <w:szCs w:val="20"/>
               </w:rPr>
               <w:t xml:space="preserve"> = 30.</w:t>
@@ -3990,7 +3995,7 @@
                 </w:tcPr>
                 <w:p>
                   <w:pPr>
-                    <w:spacing w:before="0" w:after="0" w:line="240" w:lineRule="auto"/>
+                    <w:spacing w:before="0" w:after="0" w:line="50" w:lineRule="exact"/>
                   </w:pPr>
                 </w:p>
               </w:tc>
@@ -4010,7 +4015,7 @@
                 </w:tcPr>
                 <w:p>
                   <w:pPr>
-                    <w:spacing w:before="0" w:after="0" w:line="240" w:lineRule="auto"/>
+                    <w:spacing w:before="0" w:after="0" w:line="50" w:lineRule="exact"/>
                   </w:pPr>
                 </w:p>
               </w:tc>
@@ -4030,7 +4035,7 @@
                 </w:tcPr>
                 <w:p>
                   <w:pPr>
-                    <w:spacing w:before="0" w:after="0" w:line="240" w:lineRule="auto"/>
+                    <w:spacing w:before="0" w:after="0" w:line="50" w:lineRule="exact"/>
                   </w:pPr>
                 </w:p>
               </w:tc>
@@ -4038,7 +4043,7 @@
           </w:tbl>
           <w:p>
             <w:pPr>
-              <w:spacing w:before="0" w:after="0" w:line="24" w:lineRule="auto"/>
+              <w:spacing w:before="0" w:after="0" w:line="50" w:lineRule="exact"/>
             </w:pPr>
           </w:p>
         </w:tc>
@@ -4046,11 +4051,12 @@
     </w:tbl>
     <w:p>
       <w:pPr>
-        <w:spacing w:before="0" w:after="0" w:line="20" w:lineRule="exact"/>
+        <w:spacing w:before="0" w:after="0" w:line="50" w:lineRule="exact"/>
       </w:pPr>
     </w:p>
     <w:p>
       <w:pPr>
+        <w:pStyle w:val="Heading2"/>
         <w:keepNext/>
         <w:pBdr>
           <w:bottom w:val="single" w:sz="8" w:space="3" w:color="003A70"/>
@@ -4066,7 +4072,7 @@
           <w:b/>
           <w:color w:val="003A70"/>
           <w:spacing w:val="14"/>
-          <w:sz w:val="19"/>
+          <w:sz w:val="22"/>
           <w:szCs w:val="19"/>
         </w:rPr>
         <w:t xml:space="preserve">TEST PRACTICE</w:t>
@@ -4085,7 +4091,7 @@
           <w:rFonts w:ascii="Avenir Next" w:hAnsi="Avenir Next" w:cs="Avenir Next" w:eastAsia="Avenir Next"/>
           <w:i/>
           <w:color w:val="5A5F66"/>
-          <w:sz w:val="17"/>
+          <w:sz w:val="22"/>
           <w:szCs w:val="17"/>
         </w:rPr>
         <w:t xml:space="preserve">choose the best answer</w:t>
@@ -4093,7 +4099,7 @@
     </w:p>
     <w:p>
       <w:pPr>
-        <w:spacing w:before="0" w:after="0" w:line="20" w:lineRule="exact"/>
+        <w:spacing w:before="0" w:after="0" w:line="50" w:lineRule="exact"/>
       </w:pPr>
     </w:p>
     <w:tbl>
@@ -4143,25 +4149,25 @@
                 <w:rFonts w:ascii="Avenir Next" w:hAnsi="Avenir Next" w:cs="Avenir Next" w:eastAsia="Avenir Next"/>
                 <w:b/>
                 <w:color w:val="1A1A1A"/>
+                <w:sz w:val="22"/>
+                <w:szCs w:val="20"/>
+              </w:rPr>
+              <w:t xml:space="preserve">10.</w:t>
+            </w:r>
+            <w:r>
+              <w:rPr>
+                <w:rFonts w:ascii="Avenir Next" w:hAnsi="Avenir Next" w:cs="Avenir Next" w:eastAsia="Avenir Next"/>
+                <w:color w:val="1A1A1A"/>
                 <w:sz w:val="20"/>
                 <w:szCs w:val="20"/>
               </w:rPr>
-              <w:t xml:space="preserve">10.</w:t>
-            </w:r>
-            <w:r>
-              <w:rPr>
-                <w:rFonts w:ascii="Avenir Next" w:hAnsi="Avenir Next" w:cs="Avenir Next" w:eastAsia="Avenir Next"/>
-                <w:color w:val="1A1A1A"/>
-                <w:sz w:val="20"/>
-                <w:szCs w:val="20"/>
-              </w:rPr>
               <w:tab/>
             </w:r>
             <w:r>
               <w:rPr>
                 <w:rFonts w:ascii="Avenir Next" w:hAnsi="Avenir Next" w:cs="Avenir Next" w:eastAsia="Avenir Next"/>
                 <w:color w:val="1A1A1A"/>
-                <w:sz w:val="20"/>
+                <w:sz w:val="22"/>
                 <w:szCs w:val="20"/>
               </w:rPr>
               <w:t xml:space="preserve">Find the value of 5</w:t>
@@ -4171,7 +4177,7 @@
                 <w:rFonts w:ascii="Avenir Next" w:hAnsi="Avenir Next" w:cs="Avenir Next" w:eastAsia="Avenir Next"/>
                 <w:i/>
                 <w:color w:val="1A1A1A"/>
-                <w:sz w:val="20"/>
+                <w:sz w:val="22"/>
                 <w:szCs w:val="20"/>
               </w:rPr>
               <w:t xml:space="preserve">x</w:t>
@@ -4180,7 +4186,7 @@
               <w:rPr>
                 <w:rFonts w:ascii="Avenir Next" w:hAnsi="Avenir Next" w:cs="Avenir Next" w:eastAsia="Avenir Next"/>
                 <w:color w:val="1A1A1A"/>
-                <w:sz w:val="20"/>
+                <w:sz w:val="22"/>
                 <w:szCs w:val="20"/>
               </w:rPr>
               <w:t xml:space="preserve"> when </w:t>
@@ -4190,7 +4196,7 @@
                 <w:rFonts w:ascii="Avenir Next" w:hAnsi="Avenir Next" w:cs="Avenir Next" w:eastAsia="Avenir Next"/>
                 <w:i/>
                 <w:color w:val="1A1A1A"/>
-                <w:sz w:val="20"/>
+                <w:sz w:val="22"/>
                 <w:szCs w:val="20"/>
               </w:rPr>
               <w:t xml:space="preserve">x</w:t>
@@ -4199,7 +4205,7 @@
               <w:rPr>
                 <w:rFonts w:ascii="Avenir Next" w:hAnsi="Avenir Next" w:cs="Avenir Next" w:eastAsia="Avenir Next"/>
                 <w:color w:val="1A1A1A"/>
-                <w:sz w:val="20"/>
+                <w:sz w:val="22"/>
                 <w:szCs w:val="20"/>
               </w:rPr>
               <w:t xml:space="preserve"> = 6.</w:t>
@@ -4255,7 +4261,7 @@
                       <w:rFonts w:ascii="Avenir Next" w:hAnsi="Avenir Next" w:cs="Avenir Next" w:eastAsia="Avenir Next"/>
                       <w:b/>
                       <w:color w:val="003A70"/>
-                      <w:sz w:val="19"/>
+                      <w:sz w:val="22"/>
                       <w:szCs w:val="19"/>
                     </w:rPr>
                     <w:t xml:space="preserve">A</w:t>
@@ -4273,7 +4279,7 @@
                     <w:rPr>
                       <w:rFonts w:ascii="Avenir Next" w:hAnsi="Avenir Next" w:cs="Avenir Next" w:eastAsia="Avenir Next"/>
                       <w:color w:val="1A1A1A"/>
-                      <w:sz w:val="19"/>
+                      <w:sz w:val="22"/>
                       <w:szCs w:val="19"/>
                     </w:rPr>
                     <w:t xml:space="preserve">56</w:t>
@@ -4298,7 +4304,7 @@
                       <w:rFonts w:ascii="Avenir Next" w:hAnsi="Avenir Next" w:cs="Avenir Next" w:eastAsia="Avenir Next"/>
                       <w:b/>
                       <w:color w:val="003A70"/>
-                      <w:sz w:val="19"/>
+                      <w:sz w:val="22"/>
                       <w:szCs w:val="19"/>
                     </w:rPr>
                     <w:t xml:space="preserve">B</w:t>
@@ -4316,7 +4322,7 @@
                     <w:rPr>
                       <w:rFonts w:ascii="Avenir Next" w:hAnsi="Avenir Next" w:cs="Avenir Next" w:eastAsia="Avenir Next"/>
                       <w:color w:val="1A1A1A"/>
-                      <w:sz w:val="19"/>
+                      <w:sz w:val="22"/>
                       <w:szCs w:val="19"/>
                     </w:rPr>
                     <w:t xml:space="preserve">11</w:t>
@@ -4341,7 +4347,7 @@
                       <w:rFonts w:ascii="Avenir Next" w:hAnsi="Avenir Next" w:cs="Avenir Next" w:eastAsia="Avenir Next"/>
                       <w:b/>
                       <w:color w:val="003A70"/>
-                      <w:sz w:val="19"/>
+                      <w:sz w:val="22"/>
                       <w:szCs w:val="19"/>
                     </w:rPr>
                     <w:t xml:space="preserve">C</w:t>
@@ -4359,7 +4365,7 @@
                     <w:rPr>
                       <w:rFonts w:ascii="Avenir Next" w:hAnsi="Avenir Next" w:cs="Avenir Next" w:eastAsia="Avenir Next"/>
                       <w:color w:val="1A1A1A"/>
-                      <w:sz w:val="19"/>
+                      <w:sz w:val="22"/>
                       <w:szCs w:val="19"/>
                     </w:rPr>
                     <w:t xml:space="preserve">30</w:t>
@@ -4384,7 +4390,7 @@
                       <w:rFonts w:ascii="Avenir Next" w:hAnsi="Avenir Next" w:cs="Avenir Next" w:eastAsia="Avenir Next"/>
                       <w:b/>
                       <w:color w:val="003A70"/>
-                      <w:sz w:val="19"/>
+                      <w:sz w:val="22"/>
                       <w:szCs w:val="19"/>
                     </w:rPr>
                     <w:t xml:space="preserve">D</w:t>
@@ -4402,7 +4408,7 @@
                     <w:rPr>
                       <w:rFonts w:ascii="Avenir Next" w:hAnsi="Avenir Next" w:cs="Avenir Next" w:eastAsia="Avenir Next"/>
                       <w:color w:val="1A1A1A"/>
-                      <w:sz w:val="19"/>
+                      <w:sz w:val="22"/>
                       <w:szCs w:val="19"/>
                     </w:rPr>
                     <w:t xml:space="preserve">1</w:t>
@@ -4413,7 +4419,7 @@
           </w:tbl>
           <w:p>
             <w:pPr>
-              <w:spacing w:before="0" w:after="0" w:line="24" w:lineRule="auto"/>
+              <w:spacing w:before="0" w:after="0" w:line="50" w:lineRule="exact"/>
             </w:pPr>
           </w:p>
         </w:tc>
@@ -4421,12 +4427,12 @@
     </w:tbl>
     <w:p>
       <w:pPr>
-        <w:spacing w:before="0" w:after="0" w:line="20" w:lineRule="exact"/>
+        <w:spacing w:before="0" w:after="0" w:line="50" w:lineRule="exact"/>
       </w:pPr>
     </w:p>
     <w:p>
       <w:pPr>
-        <w:spacing w:before="0" w:after="0" w:line="20" w:lineRule="exact"/>
+        <w:spacing w:before="0" w:after="0" w:line="50" w:lineRule="exact"/>
       </w:pPr>
     </w:p>
     <w:tbl>
@@ -4476,25 +4482,25 @@
                 <w:rFonts w:ascii="Avenir Next" w:hAnsi="Avenir Next" w:cs="Avenir Next" w:eastAsia="Avenir Next"/>
                 <w:b/>
                 <w:color w:val="1A1A1A"/>
+                <w:sz w:val="22"/>
+                <w:szCs w:val="20"/>
+              </w:rPr>
+              <w:t xml:space="preserve">11.</w:t>
+            </w:r>
+            <w:r>
+              <w:rPr>
+                <w:rFonts w:ascii="Avenir Next" w:hAnsi="Avenir Next" w:cs="Avenir Next" w:eastAsia="Avenir Next"/>
+                <w:color w:val="1A1A1A"/>
                 <w:sz w:val="20"/>
                 <w:szCs w:val="20"/>
               </w:rPr>
-              <w:t xml:space="preserve">11.</w:t>
-            </w:r>
-            <w:r>
-              <w:rPr>
-                <w:rFonts w:ascii="Avenir Next" w:hAnsi="Avenir Next" w:cs="Avenir Next" w:eastAsia="Avenir Next"/>
-                <w:color w:val="1A1A1A"/>
-                <w:sz w:val="20"/>
-                <w:szCs w:val="20"/>
-              </w:rPr>
               <w:tab/>
             </w:r>
             <w:r>
               <w:rPr>
                 <w:rFonts w:ascii="Avenir Next" w:hAnsi="Avenir Next" w:cs="Avenir Next" w:eastAsia="Avenir Next"/>
                 <w:color w:val="1A1A1A"/>
-                <w:sz w:val="20"/>
+                <w:sz w:val="22"/>
                 <w:szCs w:val="20"/>
               </w:rPr>
               <w:t xml:space="preserve">Find the value of 20 − 3</w:t>
@@ -4504,7 +4510,7 @@
                 <w:rFonts w:ascii="Avenir Next" w:hAnsi="Avenir Next" w:cs="Avenir Next" w:eastAsia="Avenir Next"/>
                 <w:i/>
                 <w:color w:val="1A1A1A"/>
-                <w:sz w:val="20"/>
+                <w:sz w:val="22"/>
                 <w:szCs w:val="20"/>
               </w:rPr>
               <w:t xml:space="preserve">k</w:t>
@@ -4513,7 +4519,7 @@
               <w:rPr>
                 <w:rFonts w:ascii="Avenir Next" w:hAnsi="Avenir Next" w:cs="Avenir Next" w:eastAsia="Avenir Next"/>
                 <w:color w:val="1A1A1A"/>
-                <w:sz w:val="20"/>
+                <w:sz w:val="22"/>
                 <w:szCs w:val="20"/>
               </w:rPr>
               <w:t xml:space="preserve"> when </w:t>
@@ -4523,7 +4529,7 @@
                 <w:rFonts w:ascii="Avenir Next" w:hAnsi="Avenir Next" w:cs="Avenir Next" w:eastAsia="Avenir Next"/>
                 <w:i/>
                 <w:color w:val="1A1A1A"/>
-                <w:sz w:val="20"/>
+                <w:sz w:val="22"/>
                 <w:szCs w:val="20"/>
               </w:rPr>
               <w:t xml:space="preserve">k</w:t>
@@ -4532,7 +4538,7 @@
               <w:rPr>
                 <w:rFonts w:ascii="Avenir Next" w:hAnsi="Avenir Next" w:cs="Avenir Next" w:eastAsia="Avenir Next"/>
                 <w:color w:val="1A1A1A"/>
-                <w:sz w:val="20"/>
+                <w:sz w:val="22"/>
                 <w:szCs w:val="20"/>
               </w:rPr>
               <w:t xml:space="preserve"> = 5.</w:t>
@@ -4588,7 +4594,7 @@
                       <w:rFonts w:ascii="Avenir Next" w:hAnsi="Avenir Next" w:cs="Avenir Next" w:eastAsia="Avenir Next"/>
                       <w:b/>
                       <w:color w:val="003A70"/>
-                      <w:sz w:val="19"/>
+                      <w:sz w:val="22"/>
                       <w:szCs w:val="19"/>
                     </w:rPr>
                     <w:t xml:space="preserve">A</w:t>
@@ -4606,7 +4612,7 @@
                     <w:rPr>
                       <w:rFonts w:ascii="Avenir Next" w:hAnsi="Avenir Next" w:cs="Avenir Next" w:eastAsia="Avenir Next"/>
                       <w:color w:val="1A1A1A"/>
-                      <w:sz w:val="19"/>
+                      <w:sz w:val="22"/>
                       <w:szCs w:val="19"/>
                     </w:rPr>
                     <w:t xml:space="preserve">85</w:t>
@@ -4631,7 +4637,7 @@
                       <w:rFonts w:ascii="Avenir Next" w:hAnsi="Avenir Next" w:cs="Avenir Next" w:eastAsia="Avenir Next"/>
                       <w:b/>
                       <w:color w:val="003A70"/>
-                      <w:sz w:val="19"/>
+                      <w:sz w:val="22"/>
                       <w:szCs w:val="19"/>
                     </w:rPr>
                     <w:t xml:space="preserve">B</w:t>
@@ -4649,7 +4655,7 @@
                     <w:rPr>
                       <w:rFonts w:ascii="Avenir Next" w:hAnsi="Avenir Next" w:cs="Avenir Next" w:eastAsia="Avenir Next"/>
                       <w:color w:val="1A1A1A"/>
-                      <w:sz w:val="19"/>
+                      <w:sz w:val="22"/>
                       <w:szCs w:val="19"/>
                     </w:rPr>
                     <w:t xml:space="preserve">5</w:t>
@@ -4674,7 +4680,7 @@
                       <w:rFonts w:ascii="Avenir Next" w:hAnsi="Avenir Next" w:cs="Avenir Next" w:eastAsia="Avenir Next"/>
                       <w:b/>
                       <w:color w:val="003A70"/>
-                      <w:sz w:val="19"/>
+                      <w:sz w:val="22"/>
                       <w:szCs w:val="19"/>
                     </w:rPr>
                     <w:t xml:space="preserve">C</w:t>
@@ -4692,7 +4698,7 @@
                     <w:rPr>
                       <w:rFonts w:ascii="Avenir Next" w:hAnsi="Avenir Next" w:cs="Avenir Next" w:eastAsia="Avenir Next"/>
                       <w:color w:val="1A1A1A"/>
-                      <w:sz w:val="19"/>
+                      <w:sz w:val="22"/>
                       <w:szCs w:val="19"/>
                     </w:rPr>
                     <w:t xml:space="preserve">2</w:t>
@@ -4717,7 +4723,7 @@
                       <w:rFonts w:ascii="Avenir Next" w:hAnsi="Avenir Next" w:cs="Avenir Next" w:eastAsia="Avenir Next"/>
                       <w:b/>
                       <w:color w:val="003A70"/>
-                      <w:sz w:val="19"/>
+                      <w:sz w:val="22"/>
                       <w:szCs w:val="19"/>
                     </w:rPr>
                     <w:t xml:space="preserve">D</w:t>
@@ -4735,7 +4741,7 @@
                     <w:rPr>
                       <w:rFonts w:ascii="Avenir Next" w:hAnsi="Avenir Next" w:cs="Avenir Next" w:eastAsia="Avenir Next"/>
                       <w:color w:val="1A1A1A"/>
-                      <w:sz w:val="19"/>
+                      <w:sz w:val="22"/>
                       <w:szCs w:val="19"/>
                     </w:rPr>
                     <w:t xml:space="preserve">12</w:t>
@@ -4746,7 +4752,7 @@
           </w:tbl>
           <w:p>
             <w:pPr>
-              <w:spacing w:before="0" w:after="0" w:line="24" w:lineRule="auto"/>
+              <w:spacing w:before="0" w:after="0" w:line="50" w:lineRule="exact"/>
             </w:pPr>
           </w:p>
         </w:tc>
@@ -4754,11 +4760,12 @@
     </w:tbl>
     <w:p>
       <w:pPr>
-        <w:spacing w:before="0" w:after="0" w:line="20" w:lineRule="exact"/>
+        <w:spacing w:before="0" w:after="0" w:line="50" w:lineRule="exact"/>
       </w:pPr>
     </w:p>
     <w:p>
       <w:pPr>
+        <w:pStyle w:val="Heading2"/>
         <w:keepNext/>
         <w:pBdr>
           <w:bottom w:val="single" w:sz="8" w:space="3" w:color="003A70"/>
@@ -4774,7 +4781,7 @@
           <w:b/>
           <w:color w:val="003A70"/>
           <w:spacing w:val="14"/>
-          <w:sz w:val="19"/>
+          <w:sz w:val="22"/>
           <w:szCs w:val="19"/>
         </w:rPr>
         <w:t xml:space="preserve">SELF-CHECK CODE</w:t>
@@ -4793,7 +4800,7 @@
           <w:rFonts w:ascii="Avenir Next" w:hAnsi="Avenir Next" w:cs="Avenir Next" w:eastAsia="Avenir Next"/>
           <w:i/>
           <w:color w:val="5A5F66"/>
-          <w:sz w:val="17"/>
+          <w:sz w:val="22"/>
           <w:szCs w:val="17"/>
         </w:rPr>
         <w:t xml:space="preserve">find your answer · copy its letter into that problem’s box · spell a math word</w:t>
@@ -4852,7 +4859,7 @@
                 <w:rFonts w:ascii="Avenir Next" w:hAnsi="Avenir Next" w:cs="Avenir Next" w:eastAsia="Avenir Next"/>
                 <w:b/>
                 <w:color w:val="1A1A1A"/>
-                <w:sz w:val="18"/>
+                <w:sz w:val="22"/>
                 <w:szCs w:val="18"/>
               </w:rPr>
               <w:t xml:space="preserve">18</w:t>
@@ -4868,7 +4875,7 @@
                 <w:rFonts w:ascii="Avenir Next" w:hAnsi="Avenir Next" w:cs="Avenir Next" w:eastAsia="Avenir Next"/>
                 <w:b/>
                 <w:color w:val="003A70"/>
-                <w:sz w:val="18"/>
+                <w:sz w:val="22"/>
                 <w:szCs w:val="18"/>
               </w:rPr>
               <w:t xml:space="preserve">I</w:t>
@@ -4891,7 +4898,7 @@
                 <w:rFonts w:ascii="Avenir Next" w:hAnsi="Avenir Next" w:cs="Avenir Next" w:eastAsia="Avenir Next"/>
                 <w:b/>
                 <w:color w:val="1A1A1A"/>
-                <w:sz w:val="18"/>
+                <w:sz w:val="22"/>
                 <w:szCs w:val="18"/>
               </w:rPr>
               <w:t xml:space="preserve">55</w:t>
@@ -4907,7 +4914,7 @@
                 <w:rFonts w:ascii="Avenir Next" w:hAnsi="Avenir Next" w:cs="Avenir Next" w:eastAsia="Avenir Next"/>
                 <w:b/>
                 <w:color w:val="003A70"/>
-                <w:sz w:val="18"/>
+                <w:sz w:val="22"/>
                 <w:szCs w:val="18"/>
               </w:rPr>
               <w:t xml:space="preserve">R</w:t>
@@ -4930,7 +4937,7 @@
                 <w:rFonts w:ascii="Avenir Next" w:hAnsi="Avenir Next" w:cs="Avenir Next" w:eastAsia="Avenir Next"/>
                 <w:b/>
                 <w:color w:val="1A1A1A"/>
-                <w:sz w:val="18"/>
+                <w:sz w:val="22"/>
                 <w:szCs w:val="18"/>
               </w:rPr>
               <w:t xml:space="preserve">63</w:t>
@@ -4946,7 +4953,7 @@
                 <w:rFonts w:ascii="Avenir Next" w:hAnsi="Avenir Next" w:cs="Avenir Next" w:eastAsia="Avenir Next"/>
                 <w:b/>
                 <w:color w:val="003A70"/>
-                <w:sz w:val="18"/>
+                <w:sz w:val="22"/>
                 <w:szCs w:val="18"/>
               </w:rPr>
               <w:t xml:space="preserve">A</w:t>
@@ -4969,7 +4976,7 @@
                 <w:rFonts w:ascii="Avenir Next" w:hAnsi="Avenir Next" w:cs="Avenir Next" w:eastAsia="Avenir Next"/>
                 <w:b/>
                 <w:color w:val="1A1A1A"/>
-                <w:sz w:val="18"/>
+                <w:sz w:val="22"/>
                 <w:szCs w:val="18"/>
               </w:rPr>
               <w:t xml:space="preserve">22</w:t>
@@ -4985,7 +4992,7 @@
                 <w:rFonts w:ascii="Avenir Next" w:hAnsi="Avenir Next" w:cs="Avenir Next" w:eastAsia="Avenir Next"/>
                 <w:b/>
                 <w:color w:val="003A70"/>
-                <w:sz w:val="18"/>
+                <w:sz w:val="22"/>
                 <w:szCs w:val="18"/>
               </w:rPr>
               <w:t xml:space="preserve">B</w:t>
@@ -5008,7 +5015,7 @@
                 <w:rFonts w:ascii="Avenir Next" w:hAnsi="Avenir Next" w:cs="Avenir Next" w:eastAsia="Avenir Next"/>
                 <w:b/>
                 <w:color w:val="1A1A1A"/>
-                <w:sz w:val="18"/>
+                <w:sz w:val="22"/>
                 <w:szCs w:val="18"/>
               </w:rPr>
               <w:t xml:space="preserve">116</w:t>
@@ -5024,7 +5031,7 @@
                 <w:rFonts w:ascii="Avenir Next" w:hAnsi="Avenir Next" w:cs="Avenir Next" w:eastAsia="Avenir Next"/>
                 <w:b/>
                 <w:color w:val="003A70"/>
-                <w:sz w:val="18"/>
+                <w:sz w:val="22"/>
                 <w:szCs w:val="18"/>
               </w:rPr>
               <w:t xml:space="preserve">E</w:t>
@@ -5047,7 +5054,7 @@
                 <w:rFonts w:ascii="Avenir Next" w:hAnsi="Avenir Next" w:cs="Avenir Next" w:eastAsia="Avenir Next"/>
                 <w:b/>
                 <w:color w:val="1A1A1A"/>
-                <w:sz w:val="18"/>
+                <w:sz w:val="22"/>
                 <w:szCs w:val="18"/>
               </w:rPr>
               <w:t xml:space="preserve">36</w:t>
@@ -5063,7 +5070,7 @@
                 <w:rFonts w:ascii="Avenir Next" w:hAnsi="Avenir Next" w:cs="Avenir Next" w:eastAsia="Avenir Next"/>
                 <w:b/>
                 <w:color w:val="003A70"/>
-                <w:sz w:val="18"/>
+                <w:sz w:val="22"/>
                 <w:szCs w:val="18"/>
               </w:rPr>
               <w:t xml:space="preserve">Q</w:t>
@@ -5086,7 +5093,7 @@
                 <w:rFonts w:ascii="Avenir Next" w:hAnsi="Avenir Next" w:cs="Avenir Next" w:eastAsia="Avenir Next"/>
                 <w:b/>
                 <w:color w:val="1A1A1A"/>
-                <w:sz w:val="18"/>
+                <w:sz w:val="22"/>
                 <w:szCs w:val="18"/>
               </w:rPr>
               <w:t xml:space="preserve">151</w:t>
@@ -5102,7 +5109,7 @@
                 <w:rFonts w:ascii="Avenir Next" w:hAnsi="Avenir Next" w:cs="Avenir Next" w:eastAsia="Avenir Next"/>
                 <w:b/>
                 <w:color w:val="003A70"/>
-                <w:sz w:val="18"/>
+                <w:sz w:val="22"/>
                 <w:szCs w:val="18"/>
               </w:rPr>
               <w:t xml:space="preserve">Z</w:t>
@@ -5125,7 +5132,7 @@
                 <w:rFonts w:ascii="Avenir Next" w:hAnsi="Avenir Next" w:cs="Avenir Next" w:eastAsia="Avenir Next"/>
                 <w:b/>
                 <w:color w:val="1A1A1A"/>
-                <w:sz w:val="18"/>
+                <w:sz w:val="22"/>
                 <w:szCs w:val="18"/>
               </w:rPr>
               <w:t xml:space="preserve">27</w:t>
@@ -5141,7 +5148,7 @@
                 <w:rFonts w:ascii="Avenir Next" w:hAnsi="Avenir Next" w:cs="Avenir Next" w:eastAsia="Avenir Next"/>
                 <w:b/>
                 <w:color w:val="003A70"/>
-                <w:sz w:val="18"/>
+                <w:sz w:val="22"/>
                 <w:szCs w:val="18"/>
               </w:rPr>
               <w:t xml:space="preserve">A</w:t>
@@ -5164,7 +5171,7 @@
                 <w:rFonts w:ascii="Avenir Next" w:hAnsi="Avenir Next" w:cs="Avenir Next" w:eastAsia="Avenir Next"/>
                 <w:b/>
                 <w:color w:val="1A1A1A"/>
-                <w:sz w:val="18"/>
+                <w:sz w:val="22"/>
                 <w:szCs w:val="18"/>
               </w:rPr>
               <w:t xml:space="preserve">37</w:t>
@@ -5180,7 +5187,7 @@
                 <w:rFonts w:ascii="Avenir Next" w:hAnsi="Avenir Next" w:cs="Avenir Next" w:eastAsia="Avenir Next"/>
                 <w:b/>
                 <w:color w:val="003A70"/>
-                <w:sz w:val="18"/>
+                <w:sz w:val="22"/>
                 <w:szCs w:val="18"/>
               </w:rPr>
               <w:t xml:space="preserve">V</w:t>
@@ -5203,7 +5210,7 @@
                 <w:rFonts w:ascii="Avenir Next" w:hAnsi="Avenir Next" w:cs="Avenir Next" w:eastAsia="Avenir Next"/>
                 <w:b/>
                 <w:color w:val="1A1A1A"/>
-                <w:sz w:val="18"/>
+                <w:sz w:val="22"/>
                 <w:szCs w:val="18"/>
               </w:rPr>
               <w:t xml:space="preserve">68</w:t>
@@ -5219,7 +5226,7 @@
                 <w:rFonts w:ascii="Avenir Next" w:hAnsi="Avenir Next" w:cs="Avenir Next" w:eastAsia="Avenir Next"/>
                 <w:b/>
                 <w:color w:val="003A70"/>
-                <w:sz w:val="18"/>
+                <w:sz w:val="22"/>
                 <w:szCs w:val="18"/>
               </w:rPr>
               <w:t xml:space="preserve">L</w:t>
@@ -5230,7 +5237,7 @@
     </w:tbl>
     <w:p>
       <w:pPr>
-        <w:spacing w:before="0" w:after="0" w:line="60" w:lineRule="auto"/>
+        <w:spacing w:before="0" w:after="0" w:line="50" w:lineRule="exact"/>
       </w:pPr>
     </w:p>
     <w:tbl>
@@ -5441,7 +5448,7 @@
     </w:tbl>
     <w:p>
       <w:pPr>
-        <w:spacing w:before="0" w:after="0" w:line="40" w:lineRule="auto"/>
+        <w:spacing w:before="0" w:after="0" w:line="50" w:lineRule="exact"/>
       </w:pPr>
     </w:p>
     <w:tbl>
@@ -5483,6 +5490,7 @@
           </w:tcPr>
           <w:p>
             <w:pPr>
+              <w:pStyle w:val="Heading2"/>
               <w:spacing w:before="0" w:after="0" w:line="240" w:lineRule="auto"/>
             </w:pPr>
             <w:r>
@@ -5520,7 +5528,7 @@
               <w:rPr>
                 <w:rFonts w:ascii="Avenir Next" w:hAnsi="Avenir Next" w:cs="Avenir Next" w:eastAsia="Avenir Next"/>
                 <w:color w:val="1A1A1A"/>
-                <w:sz w:val="17"/>
+                <w:sz w:val="22"/>
                 <w:szCs w:val="17"/>
               </w:rPr>
               <w:t xml:space="preserve">  I can do this on my own</w:t>
@@ -5549,7 +5557,7 @@
               <w:rPr>
                 <w:rFonts w:ascii="Avenir Next" w:hAnsi="Avenir Next" w:cs="Avenir Next" w:eastAsia="Avenir Next"/>
                 <w:color w:val="1A1A1A"/>
-                <w:sz w:val="17"/>
+                <w:sz w:val="22"/>
                 <w:szCs w:val="17"/>
               </w:rPr>
               <w:t xml:space="preserve">  I need a little help</w:t>
@@ -5578,7 +5586,7 @@
               <w:rPr>
                 <w:rFonts w:ascii="Avenir Next" w:hAnsi="Avenir Next" w:cs="Avenir Next" w:eastAsia="Avenir Next"/>
                 <w:color w:val="1A1A1A"/>
-                <w:sz w:val="17"/>
+                <w:sz w:val="22"/>
                 <w:szCs w:val="17"/>
               </w:rPr>
               <w:t xml:space="preserve">  I have a question about #</w:t>
@@ -5599,7 +5607,7 @@
     </w:tbl>
     <w:p>
       <w:pPr>
-        <w:spacing w:before="0" w:after="0" w:line="20" w:lineRule="exact"/>
+        <w:spacing w:before="0" w:after="0" w:line="50" w:lineRule="exact"/>
       </w:pPr>
     </w:p>
     <w:sectPr>
@@ -5685,7 +5693,106 @@
               <w:sz w:val="15"/>
               <w:szCs w:val="15"/>
             </w:rPr>
-            <w:t xml:space="preserve">Lesson 6-5  ·  Session 2  ·  Practice Form B</w:t>
+            <w:t xml:space="preserve">6-5 · Page </w:t>
+          </w:r>
+          <w:r>
+            <w:rPr>
+              <w:rFonts w:ascii="Avenir Next" w:hAnsi="Avenir Next" w:cs="Avenir Next" w:eastAsia="Avenir Next"/>
+              <w:color w:val="5A5F66"/>
+              <w:sz w:val="15"/>
+              <w:szCs w:val="15"/>
+            </w:rPr>
+            <w:fldChar w:fldCharType="begin"/>
+          </w:r>
+          <w:r>
+            <w:rPr>
+              <w:rFonts w:ascii="Avenir Next" w:hAnsi="Avenir Next" w:cs="Avenir Next" w:eastAsia="Avenir Next"/>
+              <w:color w:val="5A5F66"/>
+              <w:sz w:val="15"/>
+              <w:szCs w:val="15"/>
+            </w:rPr>
+            <w:instrText xml:space="preserve"> PAGE </w:instrText>
+          </w:r>
+          <w:r>
+            <w:rPr>
+              <w:rFonts w:ascii="Avenir Next" w:hAnsi="Avenir Next" w:cs="Avenir Next" w:eastAsia="Avenir Next"/>
+              <w:color w:val="5A5F66"/>
+              <w:sz w:val="15"/>
+              <w:szCs w:val="15"/>
+            </w:rPr>
+            <w:fldChar w:fldCharType="separate"/>
+          </w:r>
+          <w:r>
+            <w:rPr>
+              <w:rFonts w:ascii="Avenir Next" w:hAnsi="Avenir Next" w:cs="Avenir Next" w:eastAsia="Avenir Next"/>
+              <w:color w:val="5A5F66"/>
+              <w:sz w:val="15"/>
+              <w:szCs w:val="15"/>
+            </w:rPr>
+            <w:t xml:space="preserve">1</w:t>
+          </w:r>
+          <w:r>
+            <w:rPr>
+              <w:rFonts w:ascii="Avenir Next" w:hAnsi="Avenir Next" w:cs="Avenir Next" w:eastAsia="Avenir Next"/>
+              <w:color w:val="5A5F66"/>
+              <w:sz w:val="15"/>
+              <w:szCs w:val="15"/>
+            </w:rPr>
+            <w:fldChar w:fldCharType="end"/>
+          </w:r>
+          <w:r>
+            <w:rPr>
+              <w:rFonts w:ascii="Avenir Next" w:hAnsi="Avenir Next" w:cs="Avenir Next" w:eastAsia="Avenir Next"/>
+              <w:color w:val="5A5F66"/>
+              <w:sz w:val="15"/>
+              <w:szCs w:val="15"/>
+            </w:rPr>
+            <w:t xml:space="preserve"> of </w:t>
+          </w:r>
+          <w:r>
+            <w:rPr>
+              <w:rFonts w:ascii="Avenir Next" w:hAnsi="Avenir Next" w:cs="Avenir Next" w:eastAsia="Avenir Next"/>
+              <w:color w:val="5A5F66"/>
+              <w:sz w:val="15"/>
+              <w:szCs w:val="15"/>
+            </w:rPr>
+            <w:fldChar w:fldCharType="begin"/>
+          </w:r>
+          <w:r>
+            <w:rPr>
+              <w:rFonts w:ascii="Avenir Next" w:hAnsi="Avenir Next" w:cs="Avenir Next" w:eastAsia="Avenir Next"/>
+              <w:color w:val="5A5F66"/>
+              <w:sz w:val="15"/>
+              <w:szCs w:val="15"/>
+            </w:rPr>
+            <w:instrText xml:space="preserve"> NUMPAGES </w:instrText>
+          </w:r>
+          <w:r>
+            <w:rPr>
+              <w:rFonts w:ascii="Avenir Next" w:hAnsi="Avenir Next" w:cs="Avenir Next" w:eastAsia="Avenir Next"/>
+              <w:color w:val="5A5F66"/>
+              <w:sz w:val="15"/>
+              <w:szCs w:val="15"/>
+            </w:rPr>
+            <w:fldChar w:fldCharType="separate"/>
+          </w:r>
+          <w:r>
+            <w:rPr>
+              <w:rFonts w:ascii="Avenir Next" w:hAnsi="Avenir Next" w:cs="Avenir Next" w:eastAsia="Avenir Next"/>
+              <w:color w:val="5A5F66"/>
+              <w:sz w:val="15"/>
+              <w:szCs w:val="15"/>
+            </w:rPr>
+            <w:t xml:space="preserve">1</w:t>
+          </w:r>
+          <w:r>
+            <w:rPr>
+              <w:rFonts w:ascii="Avenir Next" w:hAnsi="Avenir Next" w:cs="Avenir Next" w:eastAsia="Avenir Next"/>
+              <w:color w:val="5A5F66"/>
+              <w:sz w:val="15"/>
+              <w:szCs w:val="15"/>
+            </w:rPr>
+            <w:fldChar w:fldCharType="end"/>
           </w:r>
         </w:p>
       </w:tc>
@@ -5728,5 +5835,23 @@
       </w:tblCellMar>
     </w:tblPr>
   </w:style>
+  <w:style w:type="paragraph" w:styleId="Heading1">
+    <w:name w:val="heading 1"/>
+    <w:basedOn w:val="Normal"/>
+    <w:pPr>
+      <w:outlineLvl w:val="0"/>
+      <w:keepNext w:val="0"/>
+      <w:keepLines w:val="0"/>
+    </w:pPr>
+  </w:style>
+  <w:style w:type="paragraph" w:styleId="Heading2">
+    <w:name w:val="heading 2"/>
+    <w:basedOn w:val="Normal"/>
+    <w:pPr>
+      <w:outlineLvl w:val="1"/>
+      <w:keepNext w:val="0"/>
+      <w:keepLines w:val="0"/>
+    </w:pPr>
+  </w:style>
 </w:styles>
 </file>